--- a/Experts/Anhnt/Document/MQL5 Note/2026 0310 Do Easy Architecture.docx
+++ b/Experts/Anhnt/Document/MQL5 Note/2026 0310 Do Easy Architecture.docx
@@ -466,14 +466,8 @@
     <w:p>
       <w:pPr>
         <w:pStyle w:val="Heading3"/>
-        <w:rPr>
-          <w:lang w:val="fr-FR"/>
-        </w:rPr>
       </w:pPr>
       <w:r>
-        <w:rPr>
-          <w:lang w:val="fr-FR"/>
-        </w:rPr>
         <w:t>Layer 3 — Service Layer</w:t>
       </w:r>
     </w:p>
@@ -791,76 +785,42 @@
       <w:proofErr w:type="spellEnd"/>
     </w:p>
     <w:p>
-      <w:pPr>
-        <w:rPr>
-          <w:lang w:val="fr-FR"/>
-        </w:rPr>
-      </w:pPr>
-      <w:proofErr w:type="spellStart"/>
-      <w:r>
-        <w:rPr>
-          <w:lang w:val="fr-FR"/>
-        </w:rPr>
+      <w:proofErr w:type="spellStart"/>
+      <w:r>
         <w:t>Mỗi</w:t>
       </w:r>
       <w:proofErr w:type="spellEnd"/>
       <w:r>
-        <w:rPr>
-          <w:lang w:val="fr-FR"/>
-        </w:rPr>
         <w:t xml:space="preserve"> control là </w:t>
       </w:r>
       <w:r>
         <w:rPr>
           <w:b/>
           <w:bCs/>
-          <w:lang w:val="fr-FR"/>
         </w:rPr>
         <w:t>1 widget</w:t>
       </w:r>
       <w:r>
-        <w:rPr>
-          <w:lang w:val="fr-FR"/>
-        </w:rPr>
         <w:t>.</w:t>
       </w:r>
     </w:p>
     <w:p>
-      <w:pPr>
-        <w:rPr>
-          <w:lang w:val="fr-FR"/>
-        </w:rPr>
-      </w:pPr>
-      <w:proofErr w:type="spellStart"/>
-      <w:r>
-        <w:rPr>
-          <w:lang w:val="fr-FR"/>
-        </w:rPr>
+      <w:proofErr w:type="spellStart"/>
+      <w:r>
         <w:t>Ví</w:t>
       </w:r>
       <w:proofErr w:type="spellEnd"/>
       <w:r>
-        <w:rPr>
-          <w:lang w:val="fr-FR"/>
-        </w:rPr>
-        <w:t xml:space="preserve"> </w:t>
-      </w:r>
-      <w:proofErr w:type="spellStart"/>
-      <w:proofErr w:type="gramStart"/>
-      <w:r>
-        <w:rPr>
-          <w:lang w:val="fr-FR"/>
-        </w:rPr>
+        <w:t xml:space="preserve"> </w:t>
+      </w:r>
+      <w:proofErr w:type="spellStart"/>
+      <w:r>
         <w:t>dụ</w:t>
       </w:r>
       <w:proofErr w:type="spellEnd"/>
       <w:r>
-        <w:rPr>
-          <w:lang w:val="fr-FR"/>
-        </w:rPr>
         <w:t>:</w:t>
       </w:r>
-      <w:proofErr w:type="gramEnd"/>
     </w:p>
     <w:p>
       <w:proofErr w:type="spellStart"/>
@@ -1221,15 +1181,1324 @@
       </w:r>
     </w:p>
     <w:p>
-      <w:r>
-        <w:t xml:space="preserve">là </w:t>
-      </w:r>
-      <w:r>
-        <w:rPr>
-          <w:b/>
-          <w:bCs/>
+      <w:pPr>
+        <w:rPr>
+          <w:lang w:val="fr-FR"/>
+        </w:rPr>
+      </w:pPr>
+      <w:proofErr w:type="gramStart"/>
+      <w:r>
+        <w:rPr>
+          <w:lang w:val="fr-FR"/>
+        </w:rPr>
+        <w:t>là</w:t>
+      </w:r>
+      <w:proofErr w:type="gramEnd"/>
+      <w:r>
+        <w:rPr>
+          <w:lang w:val="fr-FR"/>
+        </w:rPr>
+        <w:t xml:space="preserve"> </w:t>
+      </w:r>
+      <w:r>
+        <w:rPr>
+          <w:b/>
+          <w:bCs/>
+          <w:lang w:val="fr-FR"/>
         </w:rPr>
         <w:t>UI component</w:t>
+      </w:r>
+    </w:p>
+    <w:p>
+      <w:pPr>
+        <w:pStyle w:val="Heading3"/>
+        <w:rPr>
+          <w:lang w:val="fr-FR"/>
+        </w:rPr>
+      </w:pPr>
+      <w:r>
+        <w:rPr>
+          <w:lang w:val="fr-FR"/>
+        </w:rPr>
+        <w:t>Controller (MVC)</w:t>
+      </w:r>
+    </w:p>
+    <w:p>
+      <w:pPr>
+        <w:rPr>
+          <w:lang w:val="fr-FR"/>
+        </w:rPr>
+      </w:pPr>
+      <w:proofErr w:type="gramStart"/>
+      <w:r>
+        <w:rPr>
+          <w:lang w:val="fr-FR"/>
+        </w:rPr>
+        <w:t>xử</w:t>
+      </w:r>
+      <w:proofErr w:type="gramEnd"/>
+      <w:r>
+        <w:rPr>
+          <w:lang w:val="fr-FR"/>
+        </w:rPr>
+        <w:t xml:space="preserve"> lý </w:t>
+      </w:r>
+      <w:proofErr w:type="spellStart"/>
+      <w:r>
+        <w:rPr>
+          <w:lang w:val="fr-FR"/>
+        </w:rPr>
+        <w:t>event</w:t>
+      </w:r>
+      <w:proofErr w:type="spellEnd"/>
+      <w:r>
+        <w:rPr>
+          <w:lang w:val="fr-FR"/>
+        </w:rPr>
+        <w:br/>
+        <w:t xml:space="preserve">xử lý </w:t>
+      </w:r>
+      <w:proofErr w:type="spellStart"/>
+      <w:r>
+        <w:rPr>
+          <w:lang w:val="fr-FR"/>
+        </w:rPr>
+        <w:t>logic</w:t>
+      </w:r>
+      <w:proofErr w:type="spellEnd"/>
+    </w:p>
+    <w:p>
+      <w:proofErr w:type="spellStart"/>
+      <w:r>
+        <w:t>ví</w:t>
+      </w:r>
+      <w:proofErr w:type="spellEnd"/>
+      <w:r>
+        <w:t xml:space="preserve"> </w:t>
+      </w:r>
+      <w:proofErr w:type="spellStart"/>
+      <w:r>
+        <w:t>dụ</w:t>
+      </w:r>
+      <w:proofErr w:type="spellEnd"/>
+      <w:r>
+        <w:t>:</w:t>
+      </w:r>
+    </w:p>
+    <w:p>
+      <w:proofErr w:type="spellStart"/>
+      <w:r>
+        <w:t>OnClick</w:t>
+      </w:r>
+      <w:proofErr w:type="spellEnd"/>
+      <w:r>
+        <w:br/>
+      </w:r>
+      <w:proofErr w:type="spellStart"/>
+      <w:r>
+        <w:t>OnChange</w:t>
+      </w:r>
+      <w:proofErr w:type="spellEnd"/>
+      <w:r>
+        <w:br/>
+      </w:r>
+      <w:proofErr w:type="spellStart"/>
+      <w:r>
+        <w:t>OnScroll</w:t>
+      </w:r>
+      <w:proofErr w:type="spellEnd"/>
+    </w:p>
+    <w:p>
+      <w:r>
+        <w:pict w14:anchorId="0ECFC0FC">
+          <v:rect id="_x0000_i1025" style="width:0;height:1.5pt" o:hralign="center" o:hrstd="t" o:hr="t" fillcolor="#a0a0a0" stroked="f"/>
+        </w:pict>
+      </w:r>
+    </w:p>
+    <w:p>
+      <w:pPr>
+        <w:pStyle w:val="Heading2"/>
+      </w:pPr>
+      <w:r>
+        <w:lastRenderedPageBreak/>
+        <w:t xml:space="preserve">4. </w:t>
+      </w:r>
+      <w:r>
+        <w:t>Core Engine</w:t>
+      </w:r>
+    </w:p>
+    <w:p>
+      <w:proofErr w:type="spellStart"/>
+      <w:r>
+        <w:t>Đây</w:t>
+      </w:r>
+      <w:proofErr w:type="spellEnd"/>
+      <w:r>
+        <w:t xml:space="preserve"> là </w:t>
+      </w:r>
+      <w:proofErr w:type="spellStart"/>
+      <w:r>
+        <w:rPr>
+          <w:b/>
+          <w:bCs/>
+        </w:rPr>
+        <w:t>phần</w:t>
+      </w:r>
+      <w:proofErr w:type="spellEnd"/>
+      <w:r>
+        <w:rPr>
+          <w:b/>
+          <w:bCs/>
+        </w:rPr>
+        <w:t xml:space="preserve"> </w:t>
+      </w:r>
+      <w:proofErr w:type="spellStart"/>
+      <w:r>
+        <w:rPr>
+          <w:b/>
+          <w:bCs/>
+        </w:rPr>
+        <w:t>sâu</w:t>
+      </w:r>
+      <w:proofErr w:type="spellEnd"/>
+      <w:r>
+        <w:rPr>
+          <w:b/>
+          <w:bCs/>
+        </w:rPr>
+        <w:t xml:space="preserve"> </w:t>
+      </w:r>
+      <w:proofErr w:type="spellStart"/>
+      <w:r>
+        <w:rPr>
+          <w:b/>
+          <w:bCs/>
+        </w:rPr>
+        <w:t>nhất</w:t>
+      </w:r>
+      <w:proofErr w:type="spellEnd"/>
+      <w:r>
+        <w:rPr>
+          <w:b/>
+          <w:bCs/>
+        </w:rPr>
+        <w:t xml:space="preserve"> </w:t>
+      </w:r>
+      <w:proofErr w:type="spellStart"/>
+      <w:r>
+        <w:rPr>
+          <w:b/>
+          <w:bCs/>
+        </w:rPr>
+        <w:t>của</w:t>
+      </w:r>
+      <w:proofErr w:type="spellEnd"/>
+      <w:r>
+        <w:rPr>
+          <w:b/>
+          <w:bCs/>
+        </w:rPr>
+        <w:t xml:space="preserve"> </w:t>
+      </w:r>
+      <w:proofErr w:type="spellStart"/>
+      <w:r>
+        <w:rPr>
+          <w:b/>
+          <w:bCs/>
+        </w:rPr>
+        <w:t>DoEasy</w:t>
+      </w:r>
+      <w:proofErr w:type="spellEnd"/>
+    </w:p>
+    <w:p>
+      <w:proofErr w:type="spellStart"/>
+      <w:r>
+        <w:t>các</w:t>
+      </w:r>
+      <w:proofErr w:type="spellEnd"/>
+      <w:r>
+        <w:t xml:space="preserve"> class </w:t>
+      </w:r>
+      <w:proofErr w:type="spellStart"/>
+      <w:r>
+        <w:t>như</w:t>
+      </w:r>
+      <w:proofErr w:type="spellEnd"/>
+      <w:r>
+        <w:t>:</w:t>
+      </w:r>
+    </w:p>
+    <w:p>
+      <w:proofErr w:type="spellStart"/>
+      <w:r>
+        <w:t>CArrayObj</w:t>
+      </w:r>
+      <w:proofErr w:type="spellEnd"/>
+      <w:r>
+        <w:br/>
+      </w:r>
+      <w:proofErr w:type="spellStart"/>
+      <w:r>
+        <w:t>CListObj</w:t>
+      </w:r>
+      <w:proofErr w:type="spellEnd"/>
+      <w:r>
+        <w:br/>
+      </w:r>
+      <w:proofErr w:type="spellStart"/>
+      <w:r>
+        <w:t>CObject</w:t>
+      </w:r>
+      <w:proofErr w:type="spellEnd"/>
+      <w:r>
+        <w:br/>
+      </w:r>
+      <w:proofErr w:type="spellStart"/>
+      <w:r>
+        <w:t>CEvent</w:t>
+      </w:r>
+      <w:proofErr w:type="spellEnd"/>
+    </w:p>
+    <w:p>
+      <w:proofErr w:type="spellStart"/>
+      <w:r>
+        <w:t>đây</w:t>
+      </w:r>
+      <w:proofErr w:type="spellEnd"/>
+      <w:r>
+        <w:t xml:space="preserve"> là </w:t>
+      </w:r>
+      <w:r>
+        <w:rPr>
+          <w:b/>
+          <w:bCs/>
+        </w:rPr>
+        <w:t>foundation</w:t>
+      </w:r>
+      <w:r>
+        <w:t>.</w:t>
+      </w:r>
+    </w:p>
+    <w:p>
+      <w:proofErr w:type="spellStart"/>
+      <w:r>
+        <w:t>giống</w:t>
+      </w:r>
+      <w:proofErr w:type="spellEnd"/>
+      <w:r>
+        <w:t>:</w:t>
+      </w:r>
+    </w:p>
+    <w:p>
+      <w:r>
+        <w:t xml:space="preserve">STL </w:t>
+      </w:r>
+      <w:proofErr w:type="spellStart"/>
+      <w:r>
+        <w:t>trong</w:t>
+      </w:r>
+      <w:proofErr w:type="spellEnd"/>
+      <w:r>
+        <w:t xml:space="preserve"> C++</w:t>
+      </w:r>
+    </w:p>
+    <w:p>
+      <w:pPr>
+        <w:pStyle w:val="Heading2"/>
+      </w:pPr>
+      <w:r>
+        <w:t xml:space="preserve">5. </w:t>
+      </w:r>
+      <w:proofErr w:type="spellStart"/>
+      <w:r>
+        <w:t>Sơ</w:t>
+      </w:r>
+      <w:proofErr w:type="spellEnd"/>
+      <w:r>
+        <w:t xml:space="preserve"> </w:t>
+      </w:r>
+      <w:proofErr w:type="spellStart"/>
+      <w:r>
+        <w:t>đồ</w:t>
+      </w:r>
+      <w:proofErr w:type="spellEnd"/>
+      <w:r>
+        <w:t xml:space="preserve"> </w:t>
+      </w:r>
+      <w:proofErr w:type="spellStart"/>
+      <w:r>
+        <w:t>toàn</w:t>
+      </w:r>
+      <w:proofErr w:type="spellEnd"/>
+      <w:r>
+        <w:t xml:space="preserve"> </w:t>
+      </w:r>
+      <w:proofErr w:type="spellStart"/>
+      <w:r>
+        <w:t>bộ</w:t>
+      </w:r>
+      <w:proofErr w:type="spellEnd"/>
+      <w:r>
+        <w:t xml:space="preserve"> </w:t>
+      </w:r>
+      <w:proofErr w:type="spellStart"/>
+      <w:r>
+        <w:t>DoEasy</w:t>
+      </w:r>
+      <w:proofErr w:type="spellEnd"/>
+    </w:p>
+    <w:p>
+      <w:r>
+        <w:t>EA</w:t>
+      </w:r>
+      <w:r>
+        <w:br/>
+        <w:t>│</w:t>
+      </w:r>
+      <w:r>
+        <w:br/>
+      </w:r>
+      <w:r>
+        <w:rPr>
+          <w:rFonts w:ascii="MS Gothic" w:eastAsia="MS Gothic" w:hAnsi="MS Gothic" w:cs="MS Gothic" w:hint="eastAsia"/>
+        </w:rPr>
+        <w:t>├</w:t>
+      </w:r>
+      <w:r>
+        <w:rPr>
+          <w:rFonts w:ascii="Aptos" w:hAnsi="Aptos" w:cs="Aptos"/>
+        </w:rPr>
+        <w:t>──</w:t>
+      </w:r>
+      <w:r>
+        <w:t xml:space="preserve"> Program</w:t>
+      </w:r>
+      <w:r>
+        <w:br/>
+      </w:r>
+      <w:r>
+        <w:rPr>
+          <w:rFonts w:ascii="Aptos" w:hAnsi="Aptos" w:cs="Aptos"/>
+        </w:rPr>
+        <w:t>│</w:t>
+      </w:r>
+      <w:r>
+        <w:br/>
+      </w:r>
+      <w:r>
+        <w:rPr>
+          <w:rFonts w:ascii="MS Gothic" w:eastAsia="MS Gothic" w:hAnsi="MS Gothic" w:cs="MS Gothic" w:hint="eastAsia"/>
+        </w:rPr>
+        <w:t>├</w:t>
+      </w:r>
+      <w:r>
+        <w:rPr>
+          <w:rFonts w:ascii="Aptos" w:hAnsi="Aptos" w:cs="Aptos"/>
+        </w:rPr>
+        <w:t>──</w:t>
+      </w:r>
+      <w:r>
+        <w:t xml:space="preserve"> Services</w:t>
+      </w:r>
+      <w:r>
+        <w:br/>
+      </w:r>
+      <w:r>
+        <w:rPr>
+          <w:rFonts w:ascii="Aptos" w:hAnsi="Aptos" w:cs="Aptos"/>
+        </w:rPr>
+        <w:t>│</w:t>
+      </w:r>
+      <w:r>
+        <w:t xml:space="preserve">     </w:t>
+      </w:r>
+      <w:r>
+        <w:rPr>
+          <w:rFonts w:ascii="MS Gothic" w:eastAsia="MS Gothic" w:hAnsi="MS Gothic" w:cs="MS Gothic" w:hint="eastAsia"/>
+        </w:rPr>
+        <w:t>├</w:t>
+      </w:r>
+      <w:r>
+        <w:rPr>
+          <w:rFonts w:ascii="Aptos" w:hAnsi="Aptos" w:cs="Aptos"/>
+        </w:rPr>
+        <w:t>──</w:t>
+      </w:r>
+      <w:r>
+        <w:t xml:space="preserve"> </w:t>
+      </w:r>
+      <w:proofErr w:type="spellStart"/>
+      <w:r>
+        <w:t>TableService</w:t>
+      </w:r>
+      <w:proofErr w:type="spellEnd"/>
+      <w:r>
+        <w:br/>
+      </w:r>
+      <w:r>
+        <w:rPr>
+          <w:rFonts w:ascii="Aptos" w:hAnsi="Aptos" w:cs="Aptos"/>
+        </w:rPr>
+        <w:t>│</w:t>
+      </w:r>
+      <w:r>
+        <w:t xml:space="preserve">     </w:t>
+      </w:r>
+      <w:r>
+        <w:rPr>
+          <w:rFonts w:ascii="MS Gothic" w:eastAsia="MS Gothic" w:hAnsi="MS Gothic" w:cs="MS Gothic" w:hint="eastAsia"/>
+        </w:rPr>
+        <w:t>├</w:t>
+      </w:r>
+      <w:r>
+        <w:rPr>
+          <w:rFonts w:ascii="Aptos" w:hAnsi="Aptos" w:cs="Aptos"/>
+        </w:rPr>
+        <w:t>──</w:t>
+      </w:r>
+      <w:r>
+        <w:t xml:space="preserve"> </w:t>
+      </w:r>
+      <w:proofErr w:type="spellStart"/>
+      <w:r>
+        <w:t>IndicatorService</w:t>
+      </w:r>
+      <w:proofErr w:type="spellEnd"/>
+      <w:r>
+        <w:br/>
+      </w:r>
+      <w:r>
+        <w:rPr>
+          <w:rFonts w:ascii="Aptos" w:hAnsi="Aptos" w:cs="Aptos"/>
+        </w:rPr>
+        <w:t>│</w:t>
+      </w:r>
+      <w:r>
+        <w:t xml:space="preserve">     </w:t>
+      </w:r>
+      <w:r>
+        <w:rPr>
+          <w:rFonts w:ascii="Aptos" w:hAnsi="Aptos" w:cs="Aptos"/>
+        </w:rPr>
+        <w:t>└──</w:t>
+      </w:r>
+      <w:r>
+        <w:t xml:space="preserve"> </w:t>
+      </w:r>
+      <w:proofErr w:type="spellStart"/>
+      <w:r>
+        <w:t>TradeService</w:t>
+      </w:r>
+      <w:proofErr w:type="spellEnd"/>
+      <w:r>
+        <w:br/>
+      </w:r>
+      <w:r>
+        <w:rPr>
+          <w:rFonts w:ascii="Aptos" w:hAnsi="Aptos" w:cs="Aptos"/>
+        </w:rPr>
+        <w:t>│</w:t>
+      </w:r>
+      <w:r>
+        <w:br/>
+      </w:r>
+      <w:r>
+        <w:rPr>
+          <w:rFonts w:ascii="MS Gothic" w:eastAsia="MS Gothic" w:hAnsi="MS Gothic" w:cs="MS Gothic" w:hint="eastAsia"/>
+        </w:rPr>
+        <w:t>├</w:t>
+      </w:r>
+      <w:r>
+        <w:rPr>
+          <w:rFonts w:ascii="Aptos" w:hAnsi="Aptos" w:cs="Aptos"/>
+        </w:rPr>
+        <w:t>──</w:t>
+      </w:r>
+      <w:r>
+        <w:t xml:space="preserve"> GUI Builder</w:t>
+      </w:r>
+      <w:r>
+        <w:br/>
+      </w:r>
+      <w:r>
+        <w:rPr>
+          <w:rFonts w:ascii="Aptos" w:hAnsi="Aptos" w:cs="Aptos"/>
+        </w:rPr>
+        <w:t>│</w:t>
+      </w:r>
+      <w:r>
+        <w:t xml:space="preserve">     </w:t>
+      </w:r>
+      <w:r>
+        <w:rPr>
+          <w:rFonts w:ascii="Aptos" w:hAnsi="Aptos" w:cs="Aptos"/>
+        </w:rPr>
+        <w:t>└──</w:t>
+      </w:r>
+      <w:r>
+        <w:t xml:space="preserve"> </w:t>
+      </w:r>
+      <w:proofErr w:type="spellStart"/>
+      <w:r>
+        <w:t>CreateGUI</w:t>
+      </w:r>
+      <w:proofErr w:type="spellEnd"/>
+      <w:r>
+        <w:br/>
+      </w:r>
+      <w:r>
+        <w:rPr>
+          <w:rFonts w:ascii="Aptos" w:hAnsi="Aptos" w:cs="Aptos"/>
+        </w:rPr>
+        <w:t>│</w:t>
+      </w:r>
+      <w:r>
+        <w:br/>
+      </w:r>
+      <w:r>
+        <w:rPr>
+          <w:rFonts w:ascii="Aptos" w:hAnsi="Aptos" w:cs="Aptos"/>
+        </w:rPr>
+        <w:t>└──</w:t>
+      </w:r>
+      <w:r>
+        <w:t xml:space="preserve"> </w:t>
+      </w:r>
+      <w:proofErr w:type="spellStart"/>
+      <w:r>
+        <w:t>DoEasy</w:t>
+      </w:r>
+      <w:proofErr w:type="spellEnd"/>
+      <w:r>
+        <w:t xml:space="preserve"> Engine</w:t>
+      </w:r>
+      <w:r>
+        <w:br/>
+        <w:t xml:space="preserve">      </w:t>
+      </w:r>
+      <w:r>
+        <w:rPr>
+          <w:rFonts w:ascii="Aptos" w:hAnsi="Aptos" w:cs="Aptos"/>
+        </w:rPr>
+        <w:t>│</w:t>
+      </w:r>
+      <w:r>
+        <w:br/>
+        <w:t xml:space="preserve">      </w:t>
+      </w:r>
+      <w:r>
+        <w:rPr>
+          <w:rFonts w:ascii="MS Gothic" w:eastAsia="MS Gothic" w:hAnsi="MS Gothic" w:cs="MS Gothic" w:hint="eastAsia"/>
+        </w:rPr>
+        <w:t>├</w:t>
+      </w:r>
+      <w:r>
+        <w:rPr>
+          <w:rFonts w:ascii="Aptos" w:hAnsi="Aptos" w:cs="Aptos"/>
+        </w:rPr>
+        <w:t>──</w:t>
+      </w:r>
+      <w:r>
+        <w:t xml:space="preserve"> Controls</w:t>
+      </w:r>
+      <w:r>
+        <w:br/>
+        <w:t xml:space="preserve">      </w:t>
+      </w:r>
+      <w:r>
+        <w:rPr>
+          <w:rFonts w:ascii="Aptos" w:hAnsi="Aptos" w:cs="Aptos"/>
+        </w:rPr>
+        <w:t>│</w:t>
+      </w:r>
+      <w:r>
+        <w:t xml:space="preserve">     </w:t>
+      </w:r>
+      <w:r>
+        <w:rPr>
+          <w:rFonts w:ascii="MS Gothic" w:eastAsia="MS Gothic" w:hAnsi="MS Gothic" w:cs="MS Gothic" w:hint="eastAsia"/>
+        </w:rPr>
+        <w:t>├</w:t>
+      </w:r>
+      <w:r>
+        <w:rPr>
+          <w:rFonts w:ascii="Aptos" w:hAnsi="Aptos" w:cs="Aptos"/>
+        </w:rPr>
+        <w:t>──</w:t>
+      </w:r>
+      <w:r>
+        <w:t xml:space="preserve"> Button</w:t>
+      </w:r>
+      <w:r>
+        <w:br/>
+        <w:t xml:space="preserve">      </w:t>
+      </w:r>
+      <w:r>
+        <w:rPr>
+          <w:rFonts w:ascii="Aptos" w:hAnsi="Aptos" w:cs="Aptos"/>
+        </w:rPr>
+        <w:t>│</w:t>
+      </w:r>
+      <w:r>
+        <w:t xml:space="preserve">     </w:t>
+      </w:r>
+      <w:r>
+        <w:rPr>
+          <w:rFonts w:ascii="MS Gothic" w:eastAsia="MS Gothic" w:hAnsi="MS Gothic" w:cs="MS Gothic" w:hint="eastAsia"/>
+        </w:rPr>
+        <w:t>├</w:t>
+      </w:r>
+      <w:r>
+        <w:rPr>
+          <w:rFonts w:ascii="Aptos" w:hAnsi="Aptos" w:cs="Aptos"/>
+        </w:rPr>
+        <w:t>──</w:t>
+      </w:r>
+      <w:r>
+        <w:t xml:space="preserve"> Panel</w:t>
+      </w:r>
+      <w:r>
+        <w:br/>
+        <w:t xml:space="preserve">      </w:t>
+      </w:r>
+      <w:r>
+        <w:rPr>
+          <w:rFonts w:ascii="Aptos" w:hAnsi="Aptos" w:cs="Aptos"/>
+        </w:rPr>
+        <w:t>│</w:t>
+      </w:r>
+      <w:r>
+        <w:t xml:space="preserve">     </w:t>
+      </w:r>
+      <w:r>
+        <w:rPr>
+          <w:rFonts w:ascii="MS Gothic" w:eastAsia="MS Gothic" w:hAnsi="MS Gothic" w:cs="MS Gothic" w:hint="eastAsia"/>
+        </w:rPr>
+        <w:t>├</w:t>
+      </w:r>
+      <w:r>
+        <w:rPr>
+          <w:rFonts w:ascii="Aptos" w:hAnsi="Aptos" w:cs="Aptos"/>
+        </w:rPr>
+        <w:t>──</w:t>
+      </w:r>
+      <w:r>
+        <w:t xml:space="preserve"> Table</w:t>
+      </w:r>
+      <w:r>
+        <w:br/>
+        <w:t xml:space="preserve">      </w:t>
+      </w:r>
+      <w:r>
+        <w:rPr>
+          <w:rFonts w:ascii="Aptos" w:hAnsi="Aptos" w:cs="Aptos"/>
+        </w:rPr>
+        <w:t>│</w:t>
+      </w:r>
+      <w:r>
+        <w:t xml:space="preserve">     </w:t>
+      </w:r>
+      <w:r>
+        <w:rPr>
+          <w:rFonts w:ascii="Aptos" w:hAnsi="Aptos" w:cs="Aptos"/>
+        </w:rPr>
+        <w:t>└──</w:t>
+      </w:r>
+      <w:r>
+        <w:t xml:space="preserve"> </w:t>
+      </w:r>
+      <w:proofErr w:type="spellStart"/>
+      <w:r>
+        <w:t>ScrollBar</w:t>
+      </w:r>
+      <w:proofErr w:type="spellEnd"/>
+      <w:r>
+        <w:br/>
+        <w:t xml:space="preserve">      </w:t>
+      </w:r>
+      <w:r>
+        <w:rPr>
+          <w:rFonts w:ascii="Aptos" w:hAnsi="Aptos" w:cs="Aptos"/>
+        </w:rPr>
+        <w:t>│</w:t>
+      </w:r>
+      <w:r>
+        <w:br/>
+        <w:t xml:space="preserve">      </w:t>
+      </w:r>
+      <w:r>
+        <w:rPr>
+          <w:rFonts w:ascii="MS Gothic" w:eastAsia="MS Gothic" w:hAnsi="MS Gothic" w:cs="MS Gothic" w:hint="eastAsia"/>
+        </w:rPr>
+        <w:t>├</w:t>
+      </w:r>
+      <w:r>
+        <w:rPr>
+          <w:rFonts w:ascii="Aptos" w:hAnsi="Aptos" w:cs="Aptos"/>
+        </w:rPr>
+        <w:t>──</w:t>
+      </w:r>
+      <w:r>
+        <w:t xml:space="preserve"> Containers</w:t>
+      </w:r>
+      <w:r>
+        <w:br/>
+        <w:t xml:space="preserve">      </w:t>
+      </w:r>
+      <w:r>
+        <w:rPr>
+          <w:rFonts w:ascii="Aptos" w:hAnsi="Aptos" w:cs="Aptos"/>
+        </w:rPr>
+        <w:t>│</w:t>
+      </w:r>
+      <w:r>
+        <w:br/>
+        <w:t xml:space="preserve">      </w:t>
+      </w:r>
+      <w:r>
+        <w:rPr>
+          <w:rFonts w:ascii="MS Gothic" w:eastAsia="MS Gothic" w:hAnsi="MS Gothic" w:cs="MS Gothic" w:hint="eastAsia"/>
+        </w:rPr>
+        <w:t>├</w:t>
+      </w:r>
+      <w:r>
+        <w:rPr>
+          <w:rFonts w:ascii="Aptos" w:hAnsi="Aptos" w:cs="Aptos"/>
+        </w:rPr>
+        <w:t>──</w:t>
+      </w:r>
+      <w:r>
+        <w:t xml:space="preserve"> Collections</w:t>
+      </w:r>
+      <w:r>
+        <w:br/>
+      </w:r>
+      <w:r>
+        <w:lastRenderedPageBreak/>
+        <w:t xml:space="preserve">      </w:t>
+      </w:r>
+      <w:r>
+        <w:rPr>
+          <w:rFonts w:ascii="Aptos" w:hAnsi="Aptos" w:cs="Aptos"/>
+        </w:rPr>
+        <w:t>│</w:t>
+      </w:r>
+      <w:r>
+        <w:br/>
+        <w:t xml:space="preserve">      </w:t>
+      </w:r>
+      <w:r>
+        <w:rPr>
+          <w:rFonts w:ascii="Aptos" w:hAnsi="Aptos" w:cs="Aptos"/>
+        </w:rPr>
+        <w:t>└──</w:t>
+      </w:r>
+      <w:r>
+        <w:t xml:space="preserve"> Events</w:t>
+      </w:r>
+    </w:p>
+    <w:p>
+      <w:pPr>
+        <w:pStyle w:val="Heading2"/>
+      </w:pPr>
+      <w:r>
+        <w:t xml:space="preserve">6. </w:t>
+      </w:r>
+      <w:r>
+        <w:t xml:space="preserve">Service </w:t>
+      </w:r>
+      <w:proofErr w:type="spellStart"/>
+      <w:proofErr w:type="gramStart"/>
+      <w:r>
+        <w:t>hoạt</w:t>
+      </w:r>
+      <w:proofErr w:type="spellEnd"/>
+      <w:r>
+        <w:t xml:space="preserve"> động </w:t>
+      </w:r>
+      <w:proofErr w:type="spellStart"/>
+      <w:r>
+        <w:t>thế</w:t>
+      </w:r>
+      <w:proofErr w:type="spellEnd"/>
+      <w:r>
+        <w:t xml:space="preserve"> nào (</w:t>
+      </w:r>
+      <w:proofErr w:type="spellStart"/>
+      <w:r>
+        <w:t>câu</w:t>
+      </w:r>
+      <w:proofErr w:type="spellEnd"/>
+      <w:r>
+        <w:t xml:space="preserve"> </w:t>
+      </w:r>
+      <w:proofErr w:type="spellStart"/>
+      <w:r>
+        <w:t>hỏi</w:t>
+      </w:r>
+      <w:proofErr w:type="spellEnd"/>
+      <w:r>
+        <w:t xml:space="preserve"> </w:t>
+      </w:r>
+      <w:proofErr w:type="spellStart"/>
+      <w:r>
+        <w:t>của</w:t>
+      </w:r>
+      <w:proofErr w:type="spellEnd"/>
+      <w:r>
+        <w:t xml:space="preserve"> </w:t>
+      </w:r>
+      <w:proofErr w:type="spellStart"/>
+      <w:r>
+        <w:t>bạn</w:t>
+      </w:r>
+      <w:proofErr w:type="spellEnd"/>
+      <w:proofErr w:type="gramEnd"/>
+      <w:r>
+        <w:t>)</w:t>
+      </w:r>
+    </w:p>
+    <w:p>
+      <w:proofErr w:type="spellStart"/>
+      <w:r>
+        <w:t>Bạn</w:t>
+      </w:r>
+      <w:proofErr w:type="spellEnd"/>
+      <w:r>
+        <w:t xml:space="preserve"> </w:t>
+      </w:r>
+      <w:proofErr w:type="spellStart"/>
+      <w:r>
+        <w:t>hỏi</w:t>
+      </w:r>
+      <w:proofErr w:type="spellEnd"/>
+      <w:r>
+        <w:t>:</w:t>
+      </w:r>
+      <w:r>
+        <w:t xml:space="preserve"> </w:t>
+      </w:r>
+      <w:r>
+        <w:t xml:space="preserve">service </w:t>
+      </w:r>
+      <w:proofErr w:type="spellStart"/>
+      <w:r>
+        <w:t>sẽ</w:t>
+      </w:r>
+      <w:proofErr w:type="spellEnd"/>
+      <w:r>
+        <w:t xml:space="preserve"> </w:t>
+      </w:r>
+      <w:proofErr w:type="spellStart"/>
+      <w:r>
+        <w:t>chạy</w:t>
+      </w:r>
+      <w:proofErr w:type="spellEnd"/>
+      <w:r>
+        <w:t xml:space="preserve"> </w:t>
+      </w:r>
+      <w:proofErr w:type="spellStart"/>
+      <w:r>
+        <w:t>trên</w:t>
+      </w:r>
+      <w:proofErr w:type="spellEnd"/>
+      <w:r>
+        <w:t xml:space="preserve"> </w:t>
+      </w:r>
+      <w:proofErr w:type="spellStart"/>
+      <w:r>
+        <w:t>các</w:t>
+      </w:r>
+      <w:proofErr w:type="spellEnd"/>
+      <w:r>
+        <w:t xml:space="preserve"> model để update model?</w:t>
+      </w:r>
+    </w:p>
+    <w:p>
+      <w:proofErr w:type="spellStart"/>
+      <w:r>
+        <w:t>Đúng</w:t>
+      </w:r>
+      <w:proofErr w:type="spellEnd"/>
+      <w:r>
+        <w:t xml:space="preserve"> </w:t>
+      </w:r>
+      <w:proofErr w:type="spellStart"/>
+      <w:r>
+        <w:t>gần</w:t>
+      </w:r>
+      <w:proofErr w:type="spellEnd"/>
+      <w:r>
+        <w:t xml:space="preserve"> </w:t>
+      </w:r>
+      <w:proofErr w:type="spellStart"/>
+      <w:r>
+        <w:t>như</w:t>
+      </w:r>
+      <w:proofErr w:type="spellEnd"/>
+      <w:r>
+        <w:t xml:space="preserve"> </w:t>
+      </w:r>
+      <w:proofErr w:type="spellStart"/>
+      <w:r>
+        <w:t>vậy</w:t>
+      </w:r>
+      <w:proofErr w:type="spellEnd"/>
+      <w:r>
+        <w:t>.</w:t>
+      </w:r>
+      <w:r>
+        <w:t xml:space="preserve"> </w:t>
+      </w:r>
+      <w:proofErr w:type="spellStart"/>
+      <w:r>
+        <w:t>Ví</w:t>
+      </w:r>
+      <w:proofErr w:type="spellEnd"/>
+      <w:r>
+        <w:t xml:space="preserve"> </w:t>
+      </w:r>
+      <w:proofErr w:type="spellStart"/>
+      <w:r>
+        <w:t>dụ</w:t>
+      </w:r>
+      <w:proofErr w:type="spellEnd"/>
+      <w:r>
+        <w:t>:</w:t>
+      </w:r>
+    </w:p>
+    <w:p>
+      <w:proofErr w:type="spellStart"/>
+      <w:r>
+        <w:t>MarketDataService</w:t>
+      </w:r>
+      <w:proofErr w:type="spellEnd"/>
+    </w:p>
+    <w:p>
+      <w:r>
+        <w:t>flow:</w:t>
+      </w:r>
+    </w:p>
+    <w:p>
+      <w:r>
+        <w:t>Tick</w:t>
+      </w:r>
+      <w:r>
+        <w:br/>
+        <w:t xml:space="preserve"> ↓</w:t>
+      </w:r>
+      <w:r>
+        <w:br/>
+        <w:t>Service</w:t>
+      </w:r>
+      <w:r>
+        <w:br/>
+        <w:t xml:space="preserve"> ↓</w:t>
+      </w:r>
+      <w:r>
+        <w:br/>
+        <w:t>Update Model</w:t>
+      </w:r>
+      <w:r>
+        <w:br/>
+        <w:t xml:space="preserve"> ↓</w:t>
+      </w:r>
+      <w:r>
+        <w:br/>
+        <w:t>View update</w:t>
+      </w:r>
+    </w:p>
+    <w:p>
+      <w:pPr>
+        <w:pStyle w:val="Heading2"/>
+      </w:pPr>
+      <w:r>
+        <w:t xml:space="preserve">7. </w:t>
+      </w:r>
+      <w:r>
+        <w:t xml:space="preserve">MVC Table </w:t>
+      </w:r>
+      <w:proofErr w:type="spellStart"/>
+      <w:r>
+        <w:t>trong</w:t>
+      </w:r>
+      <w:proofErr w:type="spellEnd"/>
+      <w:r>
+        <w:t xml:space="preserve"> </w:t>
+      </w:r>
+      <w:proofErr w:type="spellStart"/>
+      <w:r>
+        <w:t>bài</w:t>
+      </w:r>
+      <w:proofErr w:type="spellEnd"/>
+      <w:r>
+        <w:t xml:space="preserve"> 19979</w:t>
+      </w:r>
+    </w:p>
+    <w:p>
+      <w:r>
+        <w:t xml:space="preserve">Trong </w:t>
+      </w:r>
+      <w:proofErr w:type="spellStart"/>
+      <w:r>
+        <w:t>bài</w:t>
+      </w:r>
+      <w:proofErr w:type="spellEnd"/>
+      <w:r>
+        <w:t xml:space="preserve"> </w:t>
+      </w:r>
+      <w:proofErr w:type="spellStart"/>
+      <w:r>
+        <w:t>đó</w:t>
+      </w:r>
+      <w:proofErr w:type="spellEnd"/>
+      <w:r>
+        <w:t>:</w:t>
+      </w:r>
+    </w:p>
+    <w:p>
+      <w:proofErr w:type="spellStart"/>
+      <w:r>
+        <w:t>TableModel</w:t>
+      </w:r>
+      <w:proofErr w:type="spellEnd"/>
+      <w:r>
+        <w:br/>
+      </w:r>
+      <w:proofErr w:type="spellStart"/>
+      <w:r>
+        <w:t>TableView</w:t>
+      </w:r>
+      <w:proofErr w:type="spellEnd"/>
+      <w:r>
+        <w:br/>
+      </w:r>
+      <w:proofErr w:type="spellStart"/>
+      <w:r>
+        <w:t>TableController</w:t>
+      </w:r>
+      <w:proofErr w:type="spellEnd"/>
+    </w:p>
+    <w:p>
+      <w:proofErr w:type="spellStart"/>
+      <w:r>
+        <w:t>nhưng</w:t>
+      </w:r>
+      <w:proofErr w:type="spellEnd"/>
+      <w:r>
+        <w:t xml:space="preserve"> </w:t>
+      </w:r>
+      <w:proofErr w:type="spellStart"/>
+      <w:r>
+        <w:t>thực</w:t>
+      </w:r>
+      <w:proofErr w:type="spellEnd"/>
+      <w:r>
+        <w:t xml:space="preserve"> </w:t>
+      </w:r>
+      <w:proofErr w:type="spellStart"/>
+      <w:r>
+        <w:t>tế</w:t>
+      </w:r>
+      <w:proofErr w:type="spellEnd"/>
+      <w:r>
+        <w:t xml:space="preserve"> </w:t>
+      </w:r>
+      <w:proofErr w:type="spellStart"/>
+      <w:r>
+        <w:t>khi</w:t>
+      </w:r>
+      <w:proofErr w:type="spellEnd"/>
+      <w:r>
+        <w:t xml:space="preserve"> </w:t>
+      </w:r>
+      <w:proofErr w:type="spellStart"/>
+      <w:r>
+        <w:t>chạy</w:t>
+      </w:r>
+      <w:proofErr w:type="spellEnd"/>
+      <w:r>
+        <w:t xml:space="preserve"> </w:t>
+      </w:r>
+      <w:proofErr w:type="spellStart"/>
+      <w:r>
+        <w:t>trong</w:t>
+      </w:r>
+      <w:proofErr w:type="spellEnd"/>
+      <w:r>
+        <w:t xml:space="preserve"> </w:t>
+      </w:r>
+      <w:proofErr w:type="spellStart"/>
+      <w:r>
+        <w:t>DoEasy</w:t>
+      </w:r>
+      <w:proofErr w:type="spellEnd"/>
+      <w:r>
+        <w:t>:</w:t>
+      </w:r>
+    </w:p>
+    <w:p>
+      <w:r>
+        <w:t>Service</w:t>
+      </w:r>
+      <w:r>
+        <w:br/>
+        <w:t xml:space="preserve"> ↓</w:t>
+      </w:r>
+      <w:r>
+        <w:br/>
+        <w:t>Model</w:t>
+      </w:r>
+      <w:r>
+        <w:br/>
+        <w:t xml:space="preserve"> ↓</w:t>
+      </w:r>
+      <w:r>
+        <w:br/>
+        <w:t>View</w:t>
+      </w:r>
+    </w:p>
+    <w:p>
+      <w:r>
+        <w:t xml:space="preserve">controller </w:t>
+      </w:r>
+      <w:proofErr w:type="spellStart"/>
+      <w:r>
+        <w:t>nhiều</w:t>
+      </w:r>
+      <w:proofErr w:type="spellEnd"/>
+      <w:r>
+        <w:t xml:space="preserve"> </w:t>
+      </w:r>
+      <w:proofErr w:type="spellStart"/>
+      <w:r>
+        <w:t>khi</w:t>
+      </w:r>
+      <w:proofErr w:type="spellEnd"/>
+      <w:r>
+        <w:t xml:space="preserve"> </w:t>
+      </w:r>
+      <w:proofErr w:type="spellStart"/>
+      <w:r>
+        <w:rPr>
+          <w:b/>
+          <w:bCs/>
+        </w:rPr>
+        <w:t>gộp</w:t>
+      </w:r>
+      <w:proofErr w:type="spellEnd"/>
+      <w:r>
+        <w:rPr>
+          <w:b/>
+          <w:bCs/>
+        </w:rPr>
+        <w:t xml:space="preserve"> vào service</w:t>
+      </w:r>
+      <w:r>
+        <w:t>.</w:t>
+      </w:r>
+    </w:p>
+    <w:p>
+      <w:pPr>
+        <w:pStyle w:val="Heading2"/>
+      </w:pPr>
+      <w:r>
+        <w:t xml:space="preserve">8. </w:t>
+      </w:r>
+      <w:proofErr w:type="spellStart"/>
+      <w:r>
+        <w:t>Vì</w:t>
+      </w:r>
+      <w:proofErr w:type="spellEnd"/>
+      <w:r>
+        <w:t xml:space="preserve"> </w:t>
+      </w:r>
+      <w:proofErr w:type="spellStart"/>
+      <w:r>
+        <w:t>sao</w:t>
+      </w:r>
+      <w:proofErr w:type="spellEnd"/>
+      <w:r>
+        <w:t xml:space="preserve"> file </w:t>
+      </w:r>
+      <w:proofErr w:type="spellStart"/>
+      <w:r>
+        <w:t>vài</w:t>
+      </w:r>
+      <w:proofErr w:type="spellEnd"/>
+      <w:r>
+        <w:t xml:space="preserve"> </w:t>
+      </w:r>
+      <w:proofErr w:type="spellStart"/>
+      <w:r>
+        <w:t>nghìn</w:t>
+      </w:r>
+      <w:proofErr w:type="spellEnd"/>
+      <w:r>
+        <w:t xml:space="preserve"> </w:t>
+      </w:r>
+      <w:proofErr w:type="spellStart"/>
+      <w:r>
+        <w:t>dòng</w:t>
+      </w:r>
+      <w:proofErr w:type="spellEnd"/>
+      <w:r>
+        <w:t xml:space="preserve"> </w:t>
+      </w:r>
+      <w:proofErr w:type="spellStart"/>
+      <w:r>
+        <w:t>vẫn</w:t>
+      </w:r>
+      <w:proofErr w:type="spellEnd"/>
+      <w:r>
+        <w:t xml:space="preserve"> maintain </w:t>
+      </w:r>
+      <w:proofErr w:type="spellStart"/>
+      <w:r>
+        <w:t>được</w:t>
+      </w:r>
+      <w:proofErr w:type="spellEnd"/>
+    </w:p>
+    <w:p>
+      <w:proofErr w:type="spellStart"/>
+      <w:r>
+        <w:t>Tác</w:t>
+      </w:r>
+      <w:proofErr w:type="spellEnd"/>
+      <w:r>
+        <w:t xml:space="preserve"> </w:t>
+      </w:r>
+      <w:proofErr w:type="spellStart"/>
+      <w:r>
+        <w:t>giả</w:t>
+      </w:r>
+      <w:proofErr w:type="spellEnd"/>
+      <w:r>
+        <w:t xml:space="preserve"> </w:t>
+      </w:r>
+      <w:proofErr w:type="spellStart"/>
+      <w:r>
+        <w:t>dùng</w:t>
+      </w:r>
+      <w:proofErr w:type="spellEnd"/>
+      <w:r>
+        <w:t xml:space="preserve"> 3 </w:t>
+      </w:r>
+      <w:proofErr w:type="spellStart"/>
+      <w:r>
+        <w:t>nguyên</w:t>
+      </w:r>
+      <w:proofErr w:type="spellEnd"/>
+      <w:r>
+        <w:t xml:space="preserve"> </w:t>
+      </w:r>
+      <w:proofErr w:type="spellStart"/>
+      <w:r>
+        <w:t>tắc</w:t>
+      </w:r>
+      <w:proofErr w:type="spellEnd"/>
+      <w:r>
+        <w:t>:</w:t>
       </w:r>
     </w:p>
     <w:p>
@@ -1237,16 +2506,10 @@
         <w:pStyle w:val="Heading3"/>
       </w:pPr>
       <w:r>
-        <w:t>Controller (MVC)</w:t>
-      </w:r>
-    </w:p>
-    <w:p>
-      <w:r>
-        <w:t>xử lý event</w:t>
-      </w:r>
-      <w:r>
-        <w:br/>
-        <w:t>xử lý logic</w:t>
+        <w:t xml:space="preserve">1. </w:t>
+      </w:r>
+      <w:r>
+        <w:t>One class = one component</w:t>
       </w:r>
     </w:p>
     <w:p>
@@ -1270,31 +2533,150 @@
     <w:p>
       <w:proofErr w:type="spellStart"/>
       <w:r>
-        <w:t>OnClick</w:t>
-      </w:r>
-      <w:proofErr w:type="spellEnd"/>
-      <w:r>
-        <w:br/>
-      </w:r>
-      <w:proofErr w:type="spellStart"/>
-      <w:r>
-        <w:t>OnChange</w:t>
-      </w:r>
-      <w:proofErr w:type="spellEnd"/>
-      <w:r>
-        <w:br/>
-      </w:r>
-      <w:proofErr w:type="spellStart"/>
-      <w:r>
-        <w:t>OnScroll</w:t>
-      </w:r>
-      <w:proofErr w:type="spellEnd"/>
-    </w:p>
-    <w:p>
-      <w:r>
-        <w:pict w14:anchorId="0ECFC0FC">
-          <v:rect id="_x0000_i1121" style="width:0;height:1.5pt" o:hralign="center" o:hrstd="t" o:hr="t" fillcolor="#a0a0a0" stroked="f"/>
-        </w:pict>
+        <w:lastRenderedPageBreak/>
+        <w:t>ScrollBar</w:t>
+      </w:r>
+      <w:proofErr w:type="spellEnd"/>
+    </w:p>
+    <w:p>
+      <w:pPr>
+        <w:pStyle w:val="Heading3"/>
+      </w:pPr>
+      <w:r>
+        <w:t xml:space="preserve">2. </w:t>
+      </w:r>
+      <w:r>
+        <w:t>Composition</w:t>
+      </w:r>
+    </w:p>
+    <w:p>
+      <w:r>
+        <w:t xml:space="preserve">control build </w:t>
+      </w:r>
+      <w:proofErr w:type="spellStart"/>
+      <w:r>
+        <w:t>từ</w:t>
+      </w:r>
+      <w:proofErr w:type="spellEnd"/>
+      <w:r>
+        <w:t xml:space="preserve"> control </w:t>
+      </w:r>
+      <w:proofErr w:type="spellStart"/>
+      <w:r>
+        <w:t>nhỏ</w:t>
+      </w:r>
+      <w:proofErr w:type="spellEnd"/>
+      <w:r>
+        <w:t xml:space="preserve"> </w:t>
+      </w:r>
+      <w:proofErr w:type="spellStart"/>
+      <w:r>
+        <w:t>hơn</w:t>
+      </w:r>
+      <w:proofErr w:type="spellEnd"/>
+    </w:p>
+    <w:p>
+      <w:r>
+        <w:t>Scrollbar</w:t>
+      </w:r>
+      <w:r>
+        <w:br/>
+        <w:t xml:space="preserve"> </w:t>
+      </w:r>
+      <w:r>
+        <w:rPr>
+          <w:rFonts w:ascii="MS Gothic" w:eastAsia="MS Gothic" w:hAnsi="MS Gothic" w:cs="MS Gothic" w:hint="eastAsia"/>
+        </w:rPr>
+        <w:t>├</w:t>
+      </w:r>
+      <w:r>
+        <w:t xml:space="preserve"> </w:t>
+      </w:r>
+      <w:proofErr w:type="spellStart"/>
+      <w:r>
+        <w:t>ButtonUp</w:t>
+      </w:r>
+      <w:proofErr w:type="spellEnd"/>
+      <w:r>
+        <w:br/>
+        <w:t xml:space="preserve"> </w:t>
+      </w:r>
+      <w:r>
+        <w:rPr>
+          <w:rFonts w:ascii="MS Gothic" w:eastAsia="MS Gothic" w:hAnsi="MS Gothic" w:cs="MS Gothic" w:hint="eastAsia"/>
+        </w:rPr>
+        <w:t>├</w:t>
+      </w:r>
+      <w:r>
+        <w:t xml:space="preserve"> </w:t>
+      </w:r>
+      <w:proofErr w:type="spellStart"/>
+      <w:r>
+        <w:t>ButtonDown</w:t>
+      </w:r>
+      <w:proofErr w:type="spellEnd"/>
+      <w:r>
+        <w:br/>
+        <w:t xml:space="preserve"> </w:t>
+      </w:r>
+      <w:r>
+        <w:rPr>
+          <w:rFonts w:ascii="Aptos" w:hAnsi="Aptos" w:cs="Aptos"/>
+        </w:rPr>
+        <w:t>└</w:t>
+      </w:r>
+      <w:r>
+        <w:t xml:space="preserve"> Thumb</w:t>
+      </w:r>
+    </w:p>
+    <w:p>
+      <w:pPr>
+        <w:pStyle w:val="Heading3"/>
+      </w:pPr>
+      <w:r>
+        <w:t xml:space="preserve">3. </w:t>
+      </w:r>
+      <w:r>
+        <w:t>Engine pattern</w:t>
+      </w:r>
+    </w:p>
+    <w:p>
+      <w:r>
+        <w:t xml:space="preserve">framework </w:t>
+      </w:r>
+      <w:proofErr w:type="spellStart"/>
+      <w:r>
+        <w:t>làm</w:t>
+      </w:r>
+      <w:proofErr w:type="spellEnd"/>
+      <w:r>
+        <w:t>:</w:t>
+      </w:r>
+    </w:p>
+    <w:p>
+      <w:r>
+        <w:t>event</w:t>
+      </w:r>
+      <w:r>
+        <w:br/>
+        <w:t>memory</w:t>
+      </w:r>
+      <w:r>
+        <w:br/>
+        <w:t>object system</w:t>
+      </w:r>
+    </w:p>
+    <w:p>
+      <w:r>
+        <w:t xml:space="preserve">application chỉ </w:t>
+      </w:r>
+      <w:proofErr w:type="spellStart"/>
+      <w:r>
+        <w:t>dùng</w:t>
+      </w:r>
+      <w:proofErr w:type="spellEnd"/>
+      <w:r>
+        <w:t>.</w:t>
       </w:r>
     </w:p>
     <w:p>
@@ -1302,11 +2684,110 @@
         <w:pStyle w:val="Heading2"/>
       </w:pPr>
       <w:r>
-        <w:lastRenderedPageBreak/>
-        <w:t xml:space="preserve">4. </w:t>
-      </w:r>
-      <w:r>
-        <w:t>Core Engine</w:t>
+        <w:t xml:space="preserve">9. </w:t>
+      </w:r>
+      <w:r>
+        <w:t xml:space="preserve">Điều </w:t>
+      </w:r>
+      <w:proofErr w:type="spellStart"/>
+      <w:r>
+        <w:t>thú</w:t>
+      </w:r>
+      <w:proofErr w:type="spellEnd"/>
+      <w:r>
+        <w:t xml:space="preserve"> </w:t>
+      </w:r>
+      <w:proofErr w:type="spellStart"/>
+      <w:r>
+        <w:t>vị</w:t>
+      </w:r>
+      <w:proofErr w:type="spellEnd"/>
+      <w:r>
+        <w:t xml:space="preserve"> </w:t>
+      </w:r>
+      <w:proofErr w:type="spellStart"/>
+      <w:r>
+        <w:t>bạn</w:t>
+      </w:r>
+      <w:proofErr w:type="spellEnd"/>
+      <w:r>
+        <w:t xml:space="preserve"> </w:t>
+      </w:r>
+      <w:proofErr w:type="spellStart"/>
+      <w:r>
+        <w:t>đã</w:t>
+      </w:r>
+      <w:proofErr w:type="spellEnd"/>
+      <w:r>
+        <w:t xml:space="preserve"> </w:t>
+      </w:r>
+      <w:proofErr w:type="spellStart"/>
+      <w:r>
+        <w:t>nhận</w:t>
+      </w:r>
+      <w:proofErr w:type="spellEnd"/>
+      <w:r>
+        <w:t xml:space="preserve"> </w:t>
+      </w:r>
+      <w:proofErr w:type="spellStart"/>
+      <w:r>
+        <w:t>ra</w:t>
+      </w:r>
+      <w:proofErr w:type="spellEnd"/>
+    </w:p>
+    <w:p>
+      <w:proofErr w:type="spellStart"/>
+      <w:r>
+        <w:t>Bạn</w:t>
+      </w:r>
+      <w:proofErr w:type="spellEnd"/>
+      <w:r>
+        <w:t xml:space="preserve"> </w:t>
+      </w:r>
+      <w:proofErr w:type="spellStart"/>
+      <w:r>
+        <w:t>nói</w:t>
+      </w:r>
+      <w:proofErr w:type="spellEnd"/>
+      <w:r>
+        <w:t>:</w:t>
+      </w:r>
+      <w:r>
+        <w:t xml:space="preserve"> </w:t>
+      </w:r>
+      <w:proofErr w:type="spellStart"/>
+      <w:r>
+        <w:t>mọi</w:t>
+      </w:r>
+      <w:proofErr w:type="spellEnd"/>
+      <w:r>
+        <w:t xml:space="preserve"> class </w:t>
+      </w:r>
+      <w:proofErr w:type="spellStart"/>
+      <w:r>
+        <w:t>đều</w:t>
+      </w:r>
+      <w:proofErr w:type="spellEnd"/>
+      <w:r>
+        <w:t xml:space="preserve"> build </w:t>
+      </w:r>
+      <w:proofErr w:type="spellStart"/>
+      <w:r>
+        <w:t>từ</w:t>
+      </w:r>
+      <w:proofErr w:type="spellEnd"/>
+      <w:r>
+        <w:t xml:space="preserve"> element con</w:t>
+      </w:r>
+    </w:p>
+    <w:p>
+      <w:proofErr w:type="spellStart"/>
+      <w:r>
+        <w:t>Đúng</w:t>
+      </w:r>
+      <w:proofErr w:type="spellEnd"/>
+      <w:r>
+        <w:t xml:space="preserve"> 100%.</w:t>
       </w:r>
     </w:p>
     <w:p>
@@ -1316,94 +2797,28 @@
       </w:r>
       <w:proofErr w:type="spellEnd"/>
       <w:r>
-        <w:t xml:space="preserve"> là </w:t>
-      </w:r>
-      <w:proofErr w:type="spellStart"/>
-      <w:r>
-        <w:rPr>
-          <w:b/>
-          <w:bCs/>
-        </w:rPr>
-        <w:t>phần</w:t>
-      </w:r>
-      <w:proofErr w:type="spellEnd"/>
-      <w:r>
-        <w:rPr>
-          <w:b/>
-          <w:bCs/>
-        </w:rPr>
-        <w:t xml:space="preserve"> </w:t>
-      </w:r>
-      <w:proofErr w:type="spellStart"/>
-      <w:r>
-        <w:rPr>
-          <w:b/>
-          <w:bCs/>
-        </w:rPr>
-        <w:t>sâu</w:t>
-      </w:r>
-      <w:proofErr w:type="spellEnd"/>
-      <w:r>
-        <w:rPr>
-          <w:b/>
-          <w:bCs/>
-        </w:rPr>
-        <w:t xml:space="preserve"> </w:t>
-      </w:r>
-      <w:proofErr w:type="spellStart"/>
-      <w:r>
-        <w:rPr>
-          <w:b/>
-          <w:bCs/>
-        </w:rPr>
-        <w:t>nhất</w:t>
-      </w:r>
-      <w:proofErr w:type="spellEnd"/>
-      <w:r>
-        <w:rPr>
-          <w:b/>
-          <w:bCs/>
-        </w:rPr>
-        <w:t xml:space="preserve"> </w:t>
-      </w:r>
-      <w:proofErr w:type="spellStart"/>
-      <w:r>
-        <w:rPr>
-          <w:b/>
-          <w:bCs/>
-        </w:rPr>
-        <w:t>của</w:t>
-      </w:r>
-      <w:proofErr w:type="spellEnd"/>
-      <w:r>
-        <w:rPr>
-          <w:b/>
-          <w:bCs/>
-        </w:rPr>
-        <w:t xml:space="preserve"> </w:t>
-      </w:r>
-      <w:proofErr w:type="spellStart"/>
-      <w:r>
-        <w:rPr>
-          <w:b/>
-          <w:bCs/>
-        </w:rPr>
-        <w:t>DoEasy</w:t>
-      </w:r>
-      <w:proofErr w:type="spellEnd"/>
-    </w:p>
-    <w:p>
-      <w:proofErr w:type="spellStart"/>
-      <w:r>
-        <w:t>các</w:t>
-      </w:r>
-      <w:proofErr w:type="spellEnd"/>
-      <w:r>
-        <w:t xml:space="preserve"> class </w:t>
-      </w:r>
-      <w:proofErr w:type="spellStart"/>
-      <w:r>
-        <w:t>như</w:t>
+        <w:t xml:space="preserve"> </w:t>
+      </w:r>
+      <w:proofErr w:type="spellStart"/>
+      <w:r>
+        <w:t>gọi</w:t>
+      </w:r>
+      <w:proofErr w:type="spellEnd"/>
+      <w:r>
+        <w:t xml:space="preserve"> là:</w:t>
+      </w:r>
+      <w:r>
+        <w:t xml:space="preserve"> </w:t>
+      </w:r>
+      <w:r>
+        <w:t>Component Architecture</w:t>
+      </w:r>
+      <w:r>
+        <w:t xml:space="preserve"> </w:t>
+      </w:r>
+      <w:proofErr w:type="spellStart"/>
+      <w:r>
+        <w:t>giống</w:t>
       </w:r>
       <w:proofErr w:type="spellEnd"/>
       <w:r>
@@ -1411,77 +2826,16 @@
       </w:r>
     </w:p>
     <w:p>
-      <w:proofErr w:type="spellStart"/>
-      <w:r>
-        <w:t>CArrayObj</w:t>
-      </w:r>
-      <w:proofErr w:type="spellEnd"/>
-      <w:r>
-        <w:br/>
-      </w:r>
-      <w:proofErr w:type="spellStart"/>
-      <w:r>
-        <w:t>CListObj</w:t>
-      </w:r>
-      <w:proofErr w:type="spellEnd"/>
-      <w:r>
-        <w:br/>
-      </w:r>
-      <w:proofErr w:type="spellStart"/>
-      <w:r>
-        <w:t>CObject</w:t>
-      </w:r>
-      <w:proofErr w:type="spellEnd"/>
-      <w:r>
-        <w:br/>
-      </w:r>
-      <w:proofErr w:type="spellStart"/>
-      <w:r>
-        <w:t>CEvent</w:t>
-      </w:r>
-      <w:proofErr w:type="spellEnd"/>
-    </w:p>
-    <w:p>
-      <w:proofErr w:type="spellStart"/>
-      <w:r>
-        <w:t>đây</w:t>
-      </w:r>
-      <w:proofErr w:type="spellEnd"/>
-      <w:r>
-        <w:t xml:space="preserve"> là </w:t>
-      </w:r>
-      <w:r>
-        <w:rPr>
-          <w:b/>
-          <w:bCs/>
-        </w:rPr>
-        <w:t>foundation</w:t>
-      </w:r>
-      <w:r>
-        <w:t>.</w:t>
-      </w:r>
-    </w:p>
-    <w:p>
-      <w:proofErr w:type="spellStart"/>
-      <w:r>
-        <w:t>giống</w:t>
-      </w:r>
-      <w:proofErr w:type="spellEnd"/>
-      <w:r>
-        <w:t>:</w:t>
-      </w:r>
-    </w:p>
-    <w:p>
-      <w:r>
-        <w:t xml:space="preserve">STL </w:t>
-      </w:r>
-      <w:proofErr w:type="spellStart"/>
-      <w:r>
-        <w:t>trong</w:t>
-      </w:r>
-      <w:proofErr w:type="spellEnd"/>
-      <w:r>
-        <w:t xml:space="preserve"> C++</w:t>
+      <w:r>
+        <w:t>Unity UI</w:t>
+      </w:r>
+      <w:r>
+        <w:br/>
+        <w:t>Qt</w:t>
+      </w:r>
+      <w:r>
+        <w:br/>
+        <w:t>Unreal Slate</w:t>
       </w:r>
     </w:p>
     <w:p>
@@ -1489,569 +2843,377 @@
         <w:pStyle w:val="Heading2"/>
       </w:pPr>
       <w:r>
-        <w:t xml:space="preserve">5. </w:t>
-      </w:r>
-      <w:proofErr w:type="spellStart"/>
-      <w:r>
-        <w:t>Sơ</w:t>
-      </w:r>
-      <w:proofErr w:type="spellEnd"/>
-      <w:r>
-        <w:t xml:space="preserve"> </w:t>
-      </w:r>
-      <w:proofErr w:type="spellStart"/>
-      <w:r>
-        <w:t>đồ</w:t>
-      </w:r>
-      <w:proofErr w:type="spellEnd"/>
-      <w:r>
-        <w:t xml:space="preserve"> </w:t>
-      </w:r>
-      <w:proofErr w:type="spellStart"/>
-      <w:r>
-        <w:t>toàn</w:t>
-      </w:r>
-      <w:proofErr w:type="spellEnd"/>
-      <w:r>
-        <w:t xml:space="preserve"> </w:t>
-      </w:r>
-      <w:proofErr w:type="spellStart"/>
-      <w:r>
-        <w:t>bộ</w:t>
-      </w:r>
-      <w:proofErr w:type="spellEnd"/>
-      <w:r>
-        <w:t xml:space="preserve"> </w:t>
-      </w:r>
+        <w:rPr>
+          <w:rFonts w:ascii="Segoe UI Emoji" w:hAnsi="Segoe UI Emoji"/>
+        </w:rPr>
+        <w:t xml:space="preserve">10. </w:t>
+      </w:r>
+      <w:r>
+        <w:t xml:space="preserve">Insight </w:t>
+      </w:r>
+      <w:proofErr w:type="spellStart"/>
+      <w:r>
+        <w:t>quan</w:t>
+      </w:r>
+      <w:proofErr w:type="spellEnd"/>
+      <w:r>
+        <w:t xml:space="preserve"> </w:t>
+      </w:r>
+      <w:proofErr w:type="spellStart"/>
+      <w:r>
+        <w:t>trọng</w:t>
+      </w:r>
+      <w:proofErr w:type="spellEnd"/>
+      <w:r>
+        <w:t xml:space="preserve"> </w:t>
+      </w:r>
+      <w:proofErr w:type="spellStart"/>
+      <w:r>
+        <w:t>nhất</w:t>
+      </w:r>
+      <w:proofErr w:type="spellEnd"/>
+    </w:p>
+    <w:p>
       <w:proofErr w:type="spellStart"/>
       <w:r>
         <w:t>DoEasy</w:t>
       </w:r>
       <w:proofErr w:type="spellEnd"/>
-    </w:p>
-    <w:p>
-      <w:r>
-        <w:t>EA</w:t>
-      </w:r>
-      <w:r>
-        <w:br/>
-        <w:t>│</w:t>
-      </w:r>
-      <w:r>
-        <w:br/>
-      </w:r>
-      <w:r>
-        <w:rPr>
-          <w:rFonts w:ascii="MS Gothic" w:eastAsia="MS Gothic" w:hAnsi="MS Gothic" w:cs="MS Gothic" w:hint="eastAsia"/>
-        </w:rPr>
-        <w:t>├</w:t>
-      </w:r>
-      <w:r>
-        <w:rPr>
-          <w:rFonts w:ascii="Aptos" w:hAnsi="Aptos" w:cs="Aptos"/>
-        </w:rPr>
-        <w:t>──</w:t>
-      </w:r>
-      <w:r>
-        <w:t xml:space="preserve"> Program</w:t>
-      </w:r>
-      <w:r>
-        <w:br/>
-      </w:r>
-      <w:r>
-        <w:rPr>
-          <w:rFonts w:ascii="Aptos" w:hAnsi="Aptos" w:cs="Aptos"/>
-        </w:rPr>
-        <w:t>│</w:t>
-      </w:r>
-      <w:r>
-        <w:br/>
-      </w:r>
-      <w:r>
-        <w:rPr>
-          <w:rFonts w:ascii="MS Gothic" w:eastAsia="MS Gothic" w:hAnsi="MS Gothic" w:cs="MS Gothic" w:hint="eastAsia"/>
-        </w:rPr>
-        <w:t>├</w:t>
-      </w:r>
-      <w:r>
-        <w:rPr>
-          <w:rFonts w:ascii="Aptos" w:hAnsi="Aptos" w:cs="Aptos"/>
-        </w:rPr>
-        <w:t>──</w:t>
-      </w:r>
-      <w:r>
-        <w:t xml:space="preserve"> Services</w:t>
-      </w:r>
-      <w:r>
-        <w:br/>
-      </w:r>
-      <w:r>
-        <w:rPr>
-          <w:rFonts w:ascii="Aptos" w:hAnsi="Aptos" w:cs="Aptos"/>
-        </w:rPr>
-        <w:t>│</w:t>
-      </w:r>
-      <w:r>
-        <w:t xml:space="preserve">     </w:t>
-      </w:r>
-      <w:r>
-        <w:rPr>
-          <w:rFonts w:ascii="MS Gothic" w:eastAsia="MS Gothic" w:hAnsi="MS Gothic" w:cs="MS Gothic" w:hint="eastAsia"/>
-        </w:rPr>
-        <w:t>├</w:t>
-      </w:r>
-      <w:r>
-        <w:rPr>
-          <w:rFonts w:ascii="Aptos" w:hAnsi="Aptos" w:cs="Aptos"/>
-        </w:rPr>
-        <w:t>──</w:t>
-      </w:r>
-      <w:r>
-        <w:t xml:space="preserve"> </w:t>
-      </w:r>
-      <w:proofErr w:type="spellStart"/>
-      <w:r>
-        <w:t>TableService</w:t>
-      </w:r>
-      <w:proofErr w:type="spellEnd"/>
-      <w:r>
-        <w:br/>
-      </w:r>
-      <w:r>
-        <w:rPr>
-          <w:rFonts w:ascii="Aptos" w:hAnsi="Aptos" w:cs="Aptos"/>
-        </w:rPr>
-        <w:t>│</w:t>
-      </w:r>
-      <w:r>
-        <w:t xml:space="preserve">     </w:t>
-      </w:r>
-      <w:r>
-        <w:rPr>
-          <w:rFonts w:ascii="MS Gothic" w:eastAsia="MS Gothic" w:hAnsi="MS Gothic" w:cs="MS Gothic" w:hint="eastAsia"/>
-        </w:rPr>
-        <w:t>├</w:t>
-      </w:r>
-      <w:r>
-        <w:rPr>
-          <w:rFonts w:ascii="Aptos" w:hAnsi="Aptos" w:cs="Aptos"/>
-        </w:rPr>
-        <w:t>──</w:t>
-      </w:r>
-      <w:r>
-        <w:t xml:space="preserve"> </w:t>
-      </w:r>
-      <w:proofErr w:type="spellStart"/>
-      <w:r>
-        <w:t>IndicatorService</w:t>
-      </w:r>
-      <w:proofErr w:type="spellEnd"/>
-      <w:r>
-        <w:br/>
-      </w:r>
-      <w:r>
-        <w:rPr>
-          <w:rFonts w:ascii="Aptos" w:hAnsi="Aptos" w:cs="Aptos"/>
-        </w:rPr>
-        <w:t>│</w:t>
-      </w:r>
-      <w:r>
-        <w:t xml:space="preserve">     </w:t>
-      </w:r>
-      <w:r>
-        <w:rPr>
-          <w:rFonts w:ascii="Aptos" w:hAnsi="Aptos" w:cs="Aptos"/>
-        </w:rPr>
-        <w:t>└──</w:t>
-      </w:r>
-      <w:r>
-        <w:t xml:space="preserve"> </w:t>
-      </w:r>
-      <w:proofErr w:type="spellStart"/>
-      <w:r>
-        <w:t>TradeService</w:t>
-      </w:r>
-      <w:proofErr w:type="spellEnd"/>
-      <w:r>
-        <w:br/>
-      </w:r>
-      <w:r>
-        <w:rPr>
-          <w:rFonts w:ascii="Aptos" w:hAnsi="Aptos" w:cs="Aptos"/>
-        </w:rPr>
-        <w:t>│</w:t>
-      </w:r>
-      <w:r>
-        <w:br/>
-      </w:r>
-      <w:r>
-        <w:rPr>
-          <w:rFonts w:ascii="MS Gothic" w:eastAsia="MS Gothic" w:hAnsi="MS Gothic" w:cs="MS Gothic" w:hint="eastAsia"/>
-        </w:rPr>
-        <w:t>├</w:t>
-      </w:r>
-      <w:r>
-        <w:rPr>
-          <w:rFonts w:ascii="Aptos" w:hAnsi="Aptos" w:cs="Aptos"/>
-        </w:rPr>
-        <w:t>──</w:t>
-      </w:r>
-      <w:r>
-        <w:t xml:space="preserve"> GUI Builder</w:t>
-      </w:r>
-      <w:r>
-        <w:br/>
-      </w:r>
-      <w:r>
-        <w:rPr>
-          <w:rFonts w:ascii="Aptos" w:hAnsi="Aptos" w:cs="Aptos"/>
-        </w:rPr>
-        <w:t>│</w:t>
-      </w:r>
-      <w:r>
-        <w:t xml:space="preserve">     </w:t>
-      </w:r>
-      <w:r>
-        <w:rPr>
-          <w:rFonts w:ascii="Aptos" w:hAnsi="Aptos" w:cs="Aptos"/>
-        </w:rPr>
-        <w:t>└──</w:t>
-      </w:r>
-      <w:r>
-        <w:t xml:space="preserve"> </w:t>
-      </w:r>
-      <w:proofErr w:type="spellStart"/>
-      <w:r>
-        <w:t>CreateGUI</w:t>
-      </w:r>
-      <w:proofErr w:type="spellEnd"/>
-      <w:r>
-        <w:br/>
-      </w:r>
-      <w:r>
-        <w:rPr>
-          <w:rFonts w:ascii="Aptos" w:hAnsi="Aptos" w:cs="Aptos"/>
-        </w:rPr>
-        <w:t>│</w:t>
-      </w:r>
-      <w:r>
-        <w:br/>
-      </w:r>
-      <w:r>
-        <w:rPr>
-          <w:rFonts w:ascii="Aptos" w:hAnsi="Aptos" w:cs="Aptos"/>
-        </w:rPr>
-        <w:t>└──</w:t>
-      </w:r>
-      <w:r>
-        <w:t xml:space="preserve"> </w:t>
-      </w:r>
-      <w:proofErr w:type="spellStart"/>
-      <w:r>
-        <w:t>DoEasy</w:t>
-      </w:r>
-      <w:proofErr w:type="spellEnd"/>
-      <w:r>
-        <w:t xml:space="preserve"> Engine</w:t>
-      </w:r>
-      <w:r>
-        <w:br/>
-        <w:t xml:space="preserve">      </w:t>
-      </w:r>
-      <w:r>
-        <w:rPr>
-          <w:rFonts w:ascii="Aptos" w:hAnsi="Aptos" w:cs="Aptos"/>
-        </w:rPr>
-        <w:t>│</w:t>
-      </w:r>
-      <w:r>
-        <w:br/>
-        <w:t xml:space="preserve">      </w:t>
-      </w:r>
-      <w:r>
-        <w:rPr>
-          <w:rFonts w:ascii="MS Gothic" w:eastAsia="MS Gothic" w:hAnsi="MS Gothic" w:cs="MS Gothic" w:hint="eastAsia"/>
-        </w:rPr>
-        <w:t>├</w:t>
-      </w:r>
-      <w:r>
-        <w:rPr>
-          <w:rFonts w:ascii="Aptos" w:hAnsi="Aptos" w:cs="Aptos"/>
-        </w:rPr>
-        <w:t>──</w:t>
-      </w:r>
-      <w:r>
-        <w:t xml:space="preserve"> Controls</w:t>
-      </w:r>
-      <w:r>
-        <w:br/>
-        <w:t xml:space="preserve">      </w:t>
-      </w:r>
-      <w:r>
-        <w:rPr>
-          <w:rFonts w:ascii="Aptos" w:hAnsi="Aptos" w:cs="Aptos"/>
-        </w:rPr>
-        <w:t>│</w:t>
-      </w:r>
-      <w:r>
-        <w:t xml:space="preserve">     </w:t>
-      </w:r>
-      <w:r>
-        <w:rPr>
-          <w:rFonts w:ascii="MS Gothic" w:eastAsia="MS Gothic" w:hAnsi="MS Gothic" w:cs="MS Gothic" w:hint="eastAsia"/>
-        </w:rPr>
-        <w:t>├</w:t>
-      </w:r>
-      <w:r>
-        <w:rPr>
-          <w:rFonts w:ascii="Aptos" w:hAnsi="Aptos" w:cs="Aptos"/>
-        </w:rPr>
-        <w:t>──</w:t>
-      </w:r>
-      <w:r>
-        <w:t xml:space="preserve"> Button</w:t>
-      </w:r>
-      <w:r>
-        <w:br/>
-        <w:t xml:space="preserve">      </w:t>
-      </w:r>
-      <w:r>
-        <w:rPr>
-          <w:rFonts w:ascii="Aptos" w:hAnsi="Aptos" w:cs="Aptos"/>
-        </w:rPr>
-        <w:t>│</w:t>
-      </w:r>
-      <w:r>
-        <w:t xml:space="preserve">     </w:t>
-      </w:r>
-      <w:r>
-        <w:rPr>
-          <w:rFonts w:ascii="MS Gothic" w:eastAsia="MS Gothic" w:hAnsi="MS Gothic" w:cs="MS Gothic" w:hint="eastAsia"/>
-        </w:rPr>
-        <w:t>├</w:t>
-      </w:r>
-      <w:r>
-        <w:rPr>
-          <w:rFonts w:ascii="Aptos" w:hAnsi="Aptos" w:cs="Aptos"/>
-        </w:rPr>
-        <w:t>──</w:t>
-      </w:r>
-      <w:r>
-        <w:t xml:space="preserve"> Panel</w:t>
-      </w:r>
-      <w:r>
-        <w:br/>
-        <w:t xml:space="preserve">      </w:t>
-      </w:r>
-      <w:r>
-        <w:rPr>
-          <w:rFonts w:ascii="Aptos" w:hAnsi="Aptos" w:cs="Aptos"/>
-        </w:rPr>
-        <w:t>│</w:t>
-      </w:r>
-      <w:r>
-        <w:t xml:space="preserve">     </w:t>
-      </w:r>
-      <w:r>
-        <w:rPr>
-          <w:rFonts w:ascii="MS Gothic" w:eastAsia="MS Gothic" w:hAnsi="MS Gothic" w:cs="MS Gothic" w:hint="eastAsia"/>
-        </w:rPr>
-        <w:t>├</w:t>
-      </w:r>
-      <w:r>
-        <w:rPr>
-          <w:rFonts w:ascii="Aptos" w:hAnsi="Aptos" w:cs="Aptos"/>
-        </w:rPr>
-        <w:t>──</w:t>
-      </w:r>
-      <w:r>
-        <w:t xml:space="preserve"> Table</w:t>
-      </w:r>
-      <w:r>
-        <w:br/>
-        <w:t xml:space="preserve">      </w:t>
-      </w:r>
-      <w:r>
-        <w:rPr>
-          <w:rFonts w:ascii="Aptos" w:hAnsi="Aptos" w:cs="Aptos"/>
-        </w:rPr>
-        <w:t>│</w:t>
-      </w:r>
-      <w:r>
-        <w:t xml:space="preserve">     </w:t>
-      </w:r>
-      <w:r>
-        <w:rPr>
-          <w:rFonts w:ascii="Aptos" w:hAnsi="Aptos" w:cs="Aptos"/>
-        </w:rPr>
-        <w:t>└──</w:t>
-      </w:r>
-      <w:r>
-        <w:t xml:space="preserve"> </w:t>
-      </w:r>
-      <w:proofErr w:type="spellStart"/>
-      <w:r>
-        <w:t>ScrollBar</w:t>
-      </w:r>
-      <w:proofErr w:type="spellEnd"/>
-      <w:r>
-        <w:br/>
-        <w:t xml:space="preserve">      </w:t>
-      </w:r>
-      <w:r>
-        <w:rPr>
-          <w:rFonts w:ascii="Aptos" w:hAnsi="Aptos" w:cs="Aptos"/>
-        </w:rPr>
-        <w:t>│</w:t>
-      </w:r>
-      <w:r>
-        <w:br/>
-        <w:t xml:space="preserve">      </w:t>
-      </w:r>
-      <w:r>
-        <w:rPr>
-          <w:rFonts w:ascii="MS Gothic" w:eastAsia="MS Gothic" w:hAnsi="MS Gothic" w:cs="MS Gothic" w:hint="eastAsia"/>
-        </w:rPr>
-        <w:t>├</w:t>
-      </w:r>
-      <w:r>
-        <w:rPr>
-          <w:rFonts w:ascii="Aptos" w:hAnsi="Aptos" w:cs="Aptos"/>
-        </w:rPr>
-        <w:t>──</w:t>
-      </w:r>
-      <w:r>
-        <w:t xml:space="preserve"> Containers</w:t>
-      </w:r>
-      <w:r>
-        <w:br/>
-        <w:t xml:space="preserve">      </w:t>
-      </w:r>
-      <w:r>
-        <w:rPr>
-          <w:rFonts w:ascii="Aptos" w:hAnsi="Aptos" w:cs="Aptos"/>
-        </w:rPr>
-        <w:t>│</w:t>
-      </w:r>
-      <w:r>
-        <w:br/>
-        <w:t xml:space="preserve">      </w:t>
-      </w:r>
-      <w:r>
-        <w:rPr>
-          <w:rFonts w:ascii="MS Gothic" w:eastAsia="MS Gothic" w:hAnsi="MS Gothic" w:cs="MS Gothic" w:hint="eastAsia"/>
-        </w:rPr>
-        <w:t>├</w:t>
-      </w:r>
-      <w:r>
-        <w:rPr>
-          <w:rFonts w:ascii="Aptos" w:hAnsi="Aptos" w:cs="Aptos"/>
-        </w:rPr>
-        <w:t>──</w:t>
-      </w:r>
-      <w:r>
-        <w:t xml:space="preserve"> Collections</w:t>
-      </w:r>
-      <w:r>
-        <w:br/>
-      </w:r>
-      <w:r>
-        <w:lastRenderedPageBreak/>
-        <w:t xml:space="preserve">      </w:t>
-      </w:r>
-      <w:r>
-        <w:rPr>
-          <w:rFonts w:ascii="Aptos" w:hAnsi="Aptos" w:cs="Aptos"/>
-        </w:rPr>
-        <w:t>│</w:t>
-      </w:r>
-      <w:r>
-        <w:br/>
-        <w:t xml:space="preserve">      </w:t>
-      </w:r>
-      <w:r>
-        <w:rPr>
-          <w:rFonts w:ascii="Aptos" w:hAnsi="Aptos" w:cs="Aptos"/>
-        </w:rPr>
-        <w:t>└──</w:t>
-      </w:r>
-      <w:r>
-        <w:t xml:space="preserve"> Events</w:t>
+      <w:r>
+        <w:t xml:space="preserve"> </w:t>
+      </w:r>
+      <w:proofErr w:type="spellStart"/>
+      <w:r>
+        <w:rPr>
+          <w:b/>
+          <w:bCs/>
+        </w:rPr>
+        <w:t>không</w:t>
+      </w:r>
+      <w:proofErr w:type="spellEnd"/>
+      <w:r>
+        <w:rPr>
+          <w:b/>
+          <w:bCs/>
+        </w:rPr>
+        <w:t xml:space="preserve"> </w:t>
+      </w:r>
+      <w:proofErr w:type="spellStart"/>
+      <w:r>
+        <w:rPr>
+          <w:b/>
+          <w:bCs/>
+        </w:rPr>
+        <w:t>phải</w:t>
+      </w:r>
+      <w:proofErr w:type="spellEnd"/>
+      <w:r>
+        <w:rPr>
+          <w:b/>
+          <w:bCs/>
+        </w:rPr>
+        <w:t xml:space="preserve"> MVC framework</w:t>
+      </w:r>
+      <w:r>
+        <w:rPr>
+          <w:b/>
+          <w:bCs/>
+        </w:rPr>
+        <w:t xml:space="preserve"> </w:t>
+      </w:r>
+      <w:proofErr w:type="spellStart"/>
+      <w:r>
+        <w:t>mà</w:t>
+      </w:r>
+      <w:proofErr w:type="spellEnd"/>
+      <w:r>
+        <w:t xml:space="preserve"> là:</w:t>
+      </w:r>
+      <w:r>
+        <w:t xml:space="preserve"> </w:t>
+      </w:r>
+      <w:r>
+        <w:t>GUI ENGINE</w:t>
+      </w:r>
+      <w:r>
+        <w:t xml:space="preserve"> </w:t>
+      </w:r>
+      <w:r>
+        <w:t>+</w:t>
+      </w:r>
+      <w:r>
+        <w:t xml:space="preserve"> </w:t>
+      </w:r>
+      <w:r>
+        <w:t>SERVICE LAYER</w:t>
+      </w:r>
+    </w:p>
+    <w:p>
+      <w:r>
+        <w:t xml:space="preserve">MVC chỉ là </w:t>
+      </w:r>
+      <w:r>
+        <w:rPr>
+          <w:b/>
+          <w:bCs/>
+        </w:rPr>
+        <w:t xml:space="preserve">pattern </w:t>
+      </w:r>
+      <w:proofErr w:type="spellStart"/>
+      <w:r>
+        <w:rPr>
+          <w:b/>
+          <w:bCs/>
+        </w:rPr>
+        <w:t>được</w:t>
+      </w:r>
+      <w:proofErr w:type="spellEnd"/>
+      <w:r>
+        <w:rPr>
+          <w:b/>
+          <w:bCs/>
+        </w:rPr>
+        <w:t xml:space="preserve"> </w:t>
+      </w:r>
+      <w:proofErr w:type="spellStart"/>
+      <w:r>
+        <w:rPr>
+          <w:b/>
+          <w:bCs/>
+        </w:rPr>
+        <w:t>dùng</w:t>
+      </w:r>
+      <w:proofErr w:type="spellEnd"/>
+      <w:r>
+        <w:rPr>
+          <w:b/>
+          <w:bCs/>
+        </w:rPr>
+        <w:t xml:space="preserve"> </w:t>
+      </w:r>
+      <w:proofErr w:type="spellStart"/>
+      <w:r>
+        <w:rPr>
+          <w:b/>
+          <w:bCs/>
+        </w:rPr>
+        <w:t>bên</w:t>
+      </w:r>
+      <w:proofErr w:type="spellEnd"/>
+      <w:r>
+        <w:rPr>
+          <w:b/>
+          <w:bCs/>
+        </w:rPr>
+        <w:t xml:space="preserve"> </w:t>
+      </w:r>
+      <w:proofErr w:type="spellStart"/>
+      <w:r>
+        <w:rPr>
+          <w:b/>
+          <w:bCs/>
+        </w:rPr>
+        <w:t>trên</w:t>
+      </w:r>
+      <w:proofErr w:type="spellEnd"/>
+      <w:r>
+        <w:t>.</w:t>
+      </w:r>
+    </w:p>
+    <w:p/>
+    <w:p>
+      <w:pPr>
+        <w:pStyle w:val="Heading1"/>
+        <w:rPr>
+          <w:lang w:val="fr-FR"/>
+        </w:rPr>
+      </w:pPr>
+      <w:proofErr w:type="spellStart"/>
+      <w:r>
+        <w:rPr>
+          <w:lang w:val="fr-FR"/>
+        </w:rPr>
+        <w:t>Refactor</w:t>
+      </w:r>
+      <w:proofErr w:type="spellEnd"/>
+      <w:r>
+        <w:rPr>
+          <w:lang w:val="fr-FR"/>
+        </w:rPr>
+        <w:t xml:space="preserve"> comment</w:t>
       </w:r>
     </w:p>
     <w:p>
       <w:pPr>
         <w:pStyle w:val="Heading2"/>
       </w:pPr>
-      <w:r>
-        <w:t xml:space="preserve">6. </w:t>
-      </w:r>
-      <w:r>
-        <w:t xml:space="preserve">Service </w:t>
-      </w:r>
+      <w:proofErr w:type="spellStart"/>
+      <w:r>
+        <w:t>tách</w:t>
+      </w:r>
+      <w:proofErr w:type="spellEnd"/>
+      <w:r>
+        <w:t xml:space="preserve"> GUI update </w:t>
+      </w:r>
+      <w:proofErr w:type="spellStart"/>
+      <w:r>
+        <w:t>khỏi</w:t>
+      </w:r>
+      <w:proofErr w:type="spellEnd"/>
+      <w:r>
+        <w:t xml:space="preserve"> </w:t>
+      </w:r>
+      <w:proofErr w:type="spellStart"/>
+      <w:r>
+        <w:t>OnTick</w:t>
+      </w:r>
+      <w:proofErr w:type="spellEnd"/>
+    </w:p>
+    <w:p>
+      <w:proofErr w:type="spellStart"/>
+      <w:r>
+        <w:t>Hiện</w:t>
+      </w:r>
+      <w:proofErr w:type="spellEnd"/>
+      <w:r>
+        <w:t xml:space="preserve"> </w:t>
+      </w:r>
+      <w:proofErr w:type="spellStart"/>
+      <w:r>
+        <w:t>tại</w:t>
+      </w:r>
+      <w:proofErr w:type="spellEnd"/>
+      <w:r>
+        <w:t>:</w:t>
+      </w:r>
+    </w:p>
+    <w:p>
+      <w:proofErr w:type="spellStart"/>
+      <w:r>
+        <w:t>OnTick</w:t>
+      </w:r>
+      <w:proofErr w:type="spellEnd"/>
+      <w:r>
+        <w:t xml:space="preserve"> → UpdatePanelPrices</w:t>
+      </w:r>
+    </w:p>
+    <w:p>
+      <w:proofErr w:type="spellStart"/>
+      <w:r>
+        <w:lastRenderedPageBreak/>
+        <w:t>Nếu</w:t>
+      </w:r>
+      <w:proofErr w:type="spellEnd"/>
+      <w:r>
+        <w:t xml:space="preserve"> market fast:</w:t>
+      </w:r>
+      <w:r>
+        <w:t xml:space="preserve"> </w:t>
+      </w:r>
+      <w:r>
+        <w:t>100 ticks / sec</w:t>
+      </w:r>
+      <w:r>
+        <w:t xml:space="preserve"> </w:t>
+      </w:r>
+      <w:r>
+        <w:t xml:space="preserve">GUI redraw </w:t>
+      </w:r>
+      <w:proofErr w:type="spellStart"/>
+      <w:r>
+        <w:t>liên</w:t>
+      </w:r>
+      <w:proofErr w:type="spellEnd"/>
+      <w:r>
+        <w:t xml:space="preserve"> </w:t>
+      </w:r>
+      <w:proofErr w:type="spellStart"/>
+      <w:r>
+        <w:t>tục</w:t>
+      </w:r>
+      <w:proofErr w:type="spellEnd"/>
+      <w:r>
+        <w:t>.</w:t>
+      </w:r>
+    </w:p>
+    <w:p>
       <w:proofErr w:type="spellStart"/>
       <w:proofErr w:type="gramStart"/>
       <w:r>
-        <w:t>hoạt</w:t>
-      </w:r>
-      <w:proofErr w:type="spellEnd"/>
-      <w:r>
-        <w:t xml:space="preserve"> động </w:t>
-      </w:r>
-      <w:proofErr w:type="spellStart"/>
-      <w:r>
-        <w:t>thế</w:t>
-      </w:r>
-      <w:proofErr w:type="spellEnd"/>
-      <w:r>
-        <w:t xml:space="preserve"> nào (</w:t>
-      </w:r>
-      <w:proofErr w:type="spellStart"/>
-      <w:r>
-        <w:t>câu</w:t>
-      </w:r>
-      <w:proofErr w:type="spellEnd"/>
-      <w:r>
-        <w:t xml:space="preserve"> </w:t>
-      </w:r>
-      <w:proofErr w:type="spellStart"/>
-      <w:r>
-        <w:t>hỏi</w:t>
-      </w:r>
-      <w:proofErr w:type="spellEnd"/>
-      <w:r>
-        <w:t xml:space="preserve"> </w:t>
-      </w:r>
-      <w:proofErr w:type="spellStart"/>
-      <w:r>
-        <w:t>của</w:t>
-      </w:r>
-      <w:proofErr w:type="spellEnd"/>
-      <w:r>
-        <w:t xml:space="preserve"> </w:t>
-      </w:r>
-      <w:proofErr w:type="spellStart"/>
-      <w:r>
-        <w:t>bạn</w:t>
+        <w:t>Khuyên:OnTimer</w:t>
       </w:r>
       <w:proofErr w:type="spellEnd"/>
       <w:proofErr w:type="gramEnd"/>
       <w:r>
-        <w:t>)</w:t>
-      </w:r>
-    </w:p>
-    <w:p>
-      <w:proofErr w:type="spellStart"/>
-      <w:r>
-        <w:t>Bạn</w:t>
-      </w:r>
-      <w:proofErr w:type="spellEnd"/>
-      <w:r>
-        <w:t xml:space="preserve"> </w:t>
-      </w:r>
-      <w:proofErr w:type="spellStart"/>
-      <w:r>
-        <w:t>hỏi</w:t>
+        <w:t xml:space="preserve"> → UpdatePanelPrices</w:t>
+      </w:r>
+    </w:p>
+    <w:p>
+      <w:pPr>
+        <w:pStyle w:val="Heading2"/>
+        <w:rPr>
+          <w:rStyle w:val="Heading2Char"/>
+        </w:rPr>
+      </w:pPr>
+      <w:r>
+        <w:rPr>
+          <w:rStyle w:val="Heading2Char"/>
+        </w:rPr>
+        <w:t>cache panel pointer</w:t>
+      </w:r>
+    </w:p>
+    <w:p>
+      <w:proofErr w:type="spellStart"/>
+      <w:r>
+        <w:t>Hiện</w:t>
+      </w:r>
+      <w:proofErr w:type="spellEnd"/>
+      <w:r>
+        <w:t xml:space="preserve"> </w:t>
+      </w:r>
+      <w:proofErr w:type="spellStart"/>
+      <w:r>
+        <w:t>tại</w:t>
+      </w:r>
+      <w:proofErr w:type="spellEnd"/>
+      <w:r>
+        <w:t xml:space="preserve"> </w:t>
+      </w:r>
+      <w:proofErr w:type="spellStart"/>
+      <w:r>
+        <w:t>mỗi</w:t>
+      </w:r>
+      <w:proofErr w:type="spellEnd"/>
+      <w:r>
+        <w:t xml:space="preserve"> tick:</w:t>
+      </w:r>
+      <w:r>
+        <w:t xml:space="preserve"> </w:t>
+      </w:r>
+      <w:proofErr w:type="spellStart"/>
+      <w:proofErr w:type="gramStart"/>
+      <w:r>
+        <w:t>engine.GetWFPanel</w:t>
+      </w:r>
+      <w:proofErr w:type="spellEnd"/>
+      <w:proofErr w:type="gramEnd"/>
+      <w:r>
+        <w:t>()</w:t>
+      </w:r>
+      <w:r>
+        <w:t xml:space="preserve"> </w:t>
+      </w:r>
+      <w:proofErr w:type="spellStart"/>
+      <w:r>
+        <w:t>Tốt</w:t>
+      </w:r>
+      <w:proofErr w:type="spellEnd"/>
+      <w:r>
+        <w:t xml:space="preserve"> </w:t>
+      </w:r>
+      <w:proofErr w:type="spellStart"/>
+      <w:r>
+        <w:t>hơn</w:t>
       </w:r>
       <w:proofErr w:type="spellEnd"/>
       <w:r>
@@ -2061,177 +3223,58 @@
         <w:t xml:space="preserve"> </w:t>
       </w:r>
       <w:r>
-        <w:t xml:space="preserve">service </w:t>
-      </w:r>
-      <w:proofErr w:type="spellStart"/>
-      <w:r>
-        <w:t>sẽ</w:t>
-      </w:r>
-      <w:proofErr w:type="spellEnd"/>
-      <w:r>
-        <w:t xml:space="preserve"> </w:t>
-      </w:r>
-      <w:proofErr w:type="spellStart"/>
-      <w:r>
-        <w:t>chạy</w:t>
-      </w:r>
-      <w:proofErr w:type="spellEnd"/>
-      <w:r>
-        <w:t xml:space="preserve"> </w:t>
-      </w:r>
-      <w:proofErr w:type="spellStart"/>
-      <w:r>
-        <w:t>trên</w:t>
-      </w:r>
-      <w:proofErr w:type="spellEnd"/>
-      <w:r>
-        <w:t xml:space="preserve"> </w:t>
-      </w:r>
-      <w:proofErr w:type="spellStart"/>
-      <w:r>
-        <w:t>các</w:t>
-      </w:r>
-      <w:proofErr w:type="spellEnd"/>
-      <w:r>
-        <w:t xml:space="preserve"> model để update model?</w:t>
-      </w:r>
-    </w:p>
-    <w:p>
-      <w:proofErr w:type="spellStart"/>
-      <w:r>
-        <w:t>Đúng</w:t>
-      </w:r>
-      <w:proofErr w:type="spellEnd"/>
-      <w:r>
-        <w:t xml:space="preserve"> </w:t>
-      </w:r>
-      <w:proofErr w:type="spellStart"/>
-      <w:r>
-        <w:t>gần</w:t>
-      </w:r>
-      <w:proofErr w:type="spellEnd"/>
-      <w:r>
-        <w:t xml:space="preserve"> </w:t>
-      </w:r>
-      <w:proofErr w:type="spellStart"/>
-      <w:r>
-        <w:t>như</w:t>
-      </w:r>
-      <w:proofErr w:type="spellEnd"/>
-      <w:r>
-        <w:t xml:space="preserve"> </w:t>
-      </w:r>
-      <w:proofErr w:type="spellStart"/>
-      <w:r>
-        <w:t>vậy</w:t>
-      </w:r>
-      <w:proofErr w:type="spellEnd"/>
-      <w:r>
-        <w:t>.</w:t>
-      </w:r>
-      <w:r>
-        <w:t xml:space="preserve"> </w:t>
-      </w:r>
-      <w:proofErr w:type="spellStart"/>
-      <w:r>
-        <w:t>Ví</w:t>
-      </w:r>
-      <w:proofErr w:type="spellEnd"/>
-      <w:r>
-        <w:t xml:space="preserve"> </w:t>
-      </w:r>
-      <w:proofErr w:type="spellStart"/>
-      <w:r>
-        <w:t>dụ</w:t>
-      </w:r>
-      <w:proofErr w:type="spellEnd"/>
-      <w:r>
-        <w:t>:</w:t>
-      </w:r>
-    </w:p>
-    <w:p>
-      <w:proofErr w:type="spellStart"/>
-      <w:r>
-        <w:t>MarketDataService</w:t>
-      </w:r>
-      <w:proofErr w:type="spellEnd"/>
-    </w:p>
-    <w:p>
-      <w:r>
-        <w:t>flow:</w:t>
-      </w:r>
-    </w:p>
-    <w:p>
-      <w:r>
-        <w:t>Tick</w:t>
-      </w:r>
-      <w:r>
-        <w:br/>
-        <w:t xml:space="preserve"> ↓</w:t>
-      </w:r>
-      <w:r>
-        <w:br/>
-        <w:t>Service</w:t>
-      </w:r>
-      <w:r>
-        <w:br/>
-        <w:t xml:space="preserve"> ↓</w:t>
-      </w:r>
-      <w:r>
-        <w:br/>
-        <w:t>Update Model</w:t>
-      </w:r>
-      <w:r>
-        <w:br/>
-        <w:t xml:space="preserve"> ↓</w:t>
-      </w:r>
-      <w:r>
-        <w:br/>
-        <w:t>View update</w:t>
+        <w:t>store pointer when create GUI</w:t>
       </w:r>
     </w:p>
     <w:p>
       <w:pPr>
         <w:pStyle w:val="Heading2"/>
       </w:pPr>
-      <w:r>
-        <w:t xml:space="preserve">7. </w:t>
-      </w:r>
-      <w:r>
-        <w:t xml:space="preserve">MVC Table </w:t>
-      </w:r>
-      <w:proofErr w:type="spellStart"/>
-      <w:r>
-        <w:t>trong</w:t>
-      </w:r>
-      <w:proofErr w:type="spellEnd"/>
-      <w:r>
-        <w:t xml:space="preserve"> </w:t>
-      </w:r>
-      <w:proofErr w:type="spellStart"/>
-      <w:r>
-        <w:t>bài</w:t>
-      </w:r>
-      <w:proofErr w:type="spellEnd"/>
-      <w:r>
-        <w:t xml:space="preserve"> 19979</w:t>
-      </w:r>
-    </w:p>
-    <w:p>
-      <w:r>
-        <w:t xml:space="preserve">Trong </w:t>
-      </w:r>
-      <w:proofErr w:type="spellStart"/>
-      <w:r>
-        <w:t>bài</w:t>
-      </w:r>
-      <w:proofErr w:type="spellEnd"/>
-      <w:r>
-        <w:t xml:space="preserve"> </w:t>
-      </w:r>
-      <w:proofErr w:type="spellStart"/>
-      <w:r>
-        <w:t>đó</w:t>
+      <w:proofErr w:type="spellStart"/>
+      <w:r>
+        <w:t>tránh</w:t>
+      </w:r>
+      <w:proofErr w:type="spellEnd"/>
+      <w:r>
+        <w:t xml:space="preserve"> </w:t>
+      </w:r>
+      <w:proofErr w:type="spellStart"/>
+      <w:r>
+        <w:t>GetListWinFormsObjByType</w:t>
+      </w:r>
+      <w:proofErr w:type="spellEnd"/>
+      <w:r>
+        <w:t xml:space="preserve"> </w:t>
+      </w:r>
+      <w:proofErr w:type="spellStart"/>
+      <w:r>
+        <w:t>mỗi</w:t>
+      </w:r>
+      <w:proofErr w:type="spellEnd"/>
+      <w:r>
+        <w:t xml:space="preserve"> tick</w:t>
+      </w:r>
+    </w:p>
+    <w:p>
+      <w:proofErr w:type="spellStart"/>
+      <w:r>
+        <w:t>Có</w:t>
+      </w:r>
+      <w:proofErr w:type="spellEnd"/>
+      <w:r>
+        <w:t xml:space="preserve"> </w:t>
+      </w:r>
+      <w:proofErr w:type="spellStart"/>
+      <w:r>
+        <w:t>thể</w:t>
+      </w:r>
+      <w:proofErr w:type="spellEnd"/>
+      <w:r>
+        <w:t xml:space="preserve"> </w:t>
+      </w:r>
+      <w:proofErr w:type="spellStart"/>
+      <w:r>
+        <w:t>lưu</w:t>
       </w:r>
       <w:proofErr w:type="spellEnd"/>
       <w:r>
@@ -2239,823 +3282,9 @@
       </w:r>
     </w:p>
     <w:p>
-      <w:proofErr w:type="spellStart"/>
-      <w:r>
-        <w:t>TableModel</w:t>
-      </w:r>
-      <w:proofErr w:type="spellEnd"/>
-      <w:r>
-        <w:br/>
-      </w:r>
-      <w:proofErr w:type="spellStart"/>
-      <w:r>
-        <w:t>TableView</w:t>
-      </w:r>
-      <w:proofErr w:type="spellEnd"/>
-      <w:r>
-        <w:br/>
-      </w:r>
-      <w:proofErr w:type="spellStart"/>
-      <w:r>
-        <w:t>TableController</w:t>
-      </w:r>
-      <w:proofErr w:type="spellEnd"/>
-    </w:p>
-    <w:p>
-      <w:proofErr w:type="spellStart"/>
-      <w:r>
-        <w:t>nhưng</w:t>
-      </w:r>
-      <w:proofErr w:type="spellEnd"/>
-      <w:r>
-        <w:t xml:space="preserve"> </w:t>
-      </w:r>
-      <w:proofErr w:type="spellStart"/>
-      <w:r>
-        <w:t>thực</w:t>
-      </w:r>
-      <w:proofErr w:type="spellEnd"/>
-      <w:r>
-        <w:t xml:space="preserve"> </w:t>
-      </w:r>
-      <w:proofErr w:type="spellStart"/>
-      <w:r>
-        <w:t>tế</w:t>
-      </w:r>
-      <w:proofErr w:type="spellEnd"/>
-      <w:r>
-        <w:t xml:space="preserve"> </w:t>
-      </w:r>
-      <w:proofErr w:type="spellStart"/>
-      <w:r>
-        <w:t>khi</w:t>
-      </w:r>
-      <w:proofErr w:type="spellEnd"/>
-      <w:r>
-        <w:t xml:space="preserve"> </w:t>
-      </w:r>
-      <w:proofErr w:type="spellStart"/>
-      <w:r>
-        <w:t>chạy</w:t>
-      </w:r>
-      <w:proofErr w:type="spellEnd"/>
-      <w:r>
-        <w:t xml:space="preserve"> </w:t>
-      </w:r>
-      <w:proofErr w:type="spellStart"/>
-      <w:r>
-        <w:t>trong</w:t>
-      </w:r>
-      <w:proofErr w:type="spellEnd"/>
-      <w:r>
-        <w:t xml:space="preserve"> </w:t>
-      </w:r>
-      <w:proofErr w:type="spellStart"/>
-      <w:r>
-        <w:t>DoEasy</w:t>
-      </w:r>
-      <w:proofErr w:type="spellEnd"/>
-      <w:r>
-        <w:t>:</w:t>
-      </w:r>
-    </w:p>
-    <w:p>
-      <w:r>
-        <w:t>Service</w:t>
-      </w:r>
-      <w:r>
-        <w:br/>
-        <w:t xml:space="preserve"> ↓</w:t>
-      </w:r>
-      <w:r>
-        <w:br/>
-        <w:t>Model</w:t>
-      </w:r>
-      <w:r>
-        <w:br/>
-        <w:t xml:space="preserve"> ↓</w:t>
-      </w:r>
-      <w:r>
-        <w:br/>
-        <w:t>View</w:t>
-      </w:r>
-    </w:p>
-    <w:p>
-      <w:r>
-        <w:t xml:space="preserve">controller </w:t>
-      </w:r>
-      <w:proofErr w:type="spellStart"/>
-      <w:r>
-        <w:t>nhiều</w:t>
-      </w:r>
-      <w:proofErr w:type="spellEnd"/>
-      <w:r>
-        <w:t xml:space="preserve"> </w:t>
-      </w:r>
-      <w:proofErr w:type="spellStart"/>
-      <w:r>
-        <w:t>khi</w:t>
-      </w:r>
-      <w:proofErr w:type="spellEnd"/>
-      <w:r>
-        <w:t xml:space="preserve"> </w:t>
-      </w:r>
-      <w:proofErr w:type="spellStart"/>
-      <w:r>
-        <w:rPr>
-          <w:b/>
-          <w:bCs/>
-        </w:rPr>
-        <w:t>gộp</w:t>
-      </w:r>
-      <w:proofErr w:type="spellEnd"/>
-      <w:r>
-        <w:rPr>
-          <w:b/>
-          <w:bCs/>
-        </w:rPr>
-        <w:t xml:space="preserve"> vào service</w:t>
-      </w:r>
-      <w:r>
-        <w:t>.</w:t>
-      </w:r>
-    </w:p>
-    <w:p>
-      <w:pPr>
-        <w:pStyle w:val="Heading2"/>
-      </w:pPr>
-      <w:r>
-        <w:t xml:space="preserve">8. </w:t>
-      </w:r>
-      <w:proofErr w:type="spellStart"/>
-      <w:r>
-        <w:t>Vì</w:t>
-      </w:r>
-      <w:proofErr w:type="spellEnd"/>
-      <w:r>
-        <w:t xml:space="preserve"> </w:t>
-      </w:r>
-      <w:proofErr w:type="spellStart"/>
-      <w:r>
-        <w:t>sao</w:t>
-      </w:r>
-      <w:proofErr w:type="spellEnd"/>
-      <w:r>
-        <w:t xml:space="preserve"> file </w:t>
-      </w:r>
-      <w:proofErr w:type="spellStart"/>
-      <w:r>
-        <w:t>vài</w:t>
-      </w:r>
-      <w:proofErr w:type="spellEnd"/>
-      <w:r>
-        <w:t xml:space="preserve"> </w:t>
-      </w:r>
-      <w:proofErr w:type="spellStart"/>
-      <w:r>
-        <w:t>nghìn</w:t>
-      </w:r>
-      <w:proofErr w:type="spellEnd"/>
-      <w:r>
-        <w:t xml:space="preserve"> </w:t>
-      </w:r>
-      <w:proofErr w:type="spellStart"/>
-      <w:r>
-        <w:t>dòng</w:t>
-      </w:r>
-      <w:proofErr w:type="spellEnd"/>
-      <w:r>
-        <w:t xml:space="preserve"> </w:t>
-      </w:r>
-      <w:proofErr w:type="spellStart"/>
-      <w:r>
-        <w:t>vẫn</w:t>
-      </w:r>
-      <w:proofErr w:type="spellEnd"/>
-      <w:r>
-        <w:t xml:space="preserve"> maintain </w:t>
-      </w:r>
-      <w:proofErr w:type="spellStart"/>
-      <w:r>
-        <w:t>được</w:t>
-      </w:r>
-      <w:proofErr w:type="spellEnd"/>
-    </w:p>
-    <w:p>
-      <w:proofErr w:type="spellStart"/>
-      <w:r>
-        <w:t>Tác</w:t>
-      </w:r>
-      <w:proofErr w:type="spellEnd"/>
-      <w:r>
-        <w:t xml:space="preserve"> </w:t>
-      </w:r>
-      <w:proofErr w:type="spellStart"/>
-      <w:r>
-        <w:t>giả</w:t>
-      </w:r>
-      <w:proofErr w:type="spellEnd"/>
-      <w:r>
-        <w:t xml:space="preserve"> </w:t>
-      </w:r>
-      <w:proofErr w:type="spellStart"/>
-      <w:r>
-        <w:t>dùng</w:t>
-      </w:r>
-      <w:proofErr w:type="spellEnd"/>
-      <w:r>
-        <w:t xml:space="preserve"> 3 </w:t>
-      </w:r>
-      <w:proofErr w:type="spellStart"/>
-      <w:r>
-        <w:t>nguyên</w:t>
-      </w:r>
-      <w:proofErr w:type="spellEnd"/>
-      <w:r>
-        <w:t xml:space="preserve"> </w:t>
-      </w:r>
-      <w:proofErr w:type="spellStart"/>
-      <w:r>
-        <w:t>tắc</w:t>
-      </w:r>
-      <w:proofErr w:type="spellEnd"/>
-      <w:r>
-        <w:t>:</w:t>
-      </w:r>
-    </w:p>
-    <w:p>
-      <w:pPr>
-        <w:pStyle w:val="Heading3"/>
-      </w:pPr>
-      <w:r>
-        <w:t xml:space="preserve">1. </w:t>
-      </w:r>
-      <w:r>
-        <w:t>One class = one component</w:t>
-      </w:r>
-    </w:p>
-    <w:p>
-      <w:proofErr w:type="spellStart"/>
-      <w:r>
-        <w:t>ví</w:t>
-      </w:r>
-      <w:proofErr w:type="spellEnd"/>
-      <w:r>
-        <w:t xml:space="preserve"> </w:t>
-      </w:r>
-      <w:proofErr w:type="spellStart"/>
-      <w:r>
-        <w:t>dụ</w:t>
-      </w:r>
-      <w:proofErr w:type="spellEnd"/>
-      <w:r>
-        <w:t>:</w:t>
-      </w:r>
-    </w:p>
-    <w:p>
-      <w:proofErr w:type="spellStart"/>
-      <w:r>
-        <w:lastRenderedPageBreak/>
-        <w:t>ScrollBar</w:t>
-      </w:r>
-      <w:proofErr w:type="spellEnd"/>
-    </w:p>
-    <w:p>
-      <w:pPr>
-        <w:pStyle w:val="Heading3"/>
-      </w:pPr>
-      <w:r>
-        <w:t xml:space="preserve">2. </w:t>
-      </w:r>
-      <w:r>
-        <w:t>Composition</w:t>
-      </w:r>
-    </w:p>
-    <w:p>
-      <w:r>
-        <w:t xml:space="preserve">control build </w:t>
-      </w:r>
-      <w:proofErr w:type="spellStart"/>
-      <w:r>
-        <w:t>từ</w:t>
-      </w:r>
-      <w:proofErr w:type="spellEnd"/>
-      <w:r>
-        <w:t xml:space="preserve"> control </w:t>
-      </w:r>
-      <w:proofErr w:type="spellStart"/>
-      <w:r>
-        <w:t>nhỏ</w:t>
-      </w:r>
-      <w:proofErr w:type="spellEnd"/>
-      <w:r>
-        <w:t xml:space="preserve"> </w:t>
-      </w:r>
-      <w:proofErr w:type="spellStart"/>
-      <w:r>
-        <w:t>hơn</w:t>
-      </w:r>
-      <w:proofErr w:type="spellEnd"/>
-    </w:p>
-    <w:p>
-      <w:r>
-        <w:t>Scrollbar</w:t>
-      </w:r>
-      <w:r>
-        <w:br/>
-        <w:t xml:space="preserve"> </w:t>
-      </w:r>
-      <w:r>
-        <w:rPr>
-          <w:rFonts w:ascii="MS Gothic" w:eastAsia="MS Gothic" w:hAnsi="MS Gothic" w:cs="MS Gothic" w:hint="eastAsia"/>
-        </w:rPr>
-        <w:t>├</w:t>
-      </w:r>
-      <w:r>
-        <w:t xml:space="preserve"> </w:t>
-      </w:r>
-      <w:proofErr w:type="spellStart"/>
-      <w:r>
-        <w:t>ButtonUp</w:t>
-      </w:r>
-      <w:proofErr w:type="spellEnd"/>
-      <w:r>
-        <w:br/>
-        <w:t xml:space="preserve"> </w:t>
-      </w:r>
-      <w:r>
-        <w:rPr>
-          <w:rFonts w:ascii="MS Gothic" w:eastAsia="MS Gothic" w:hAnsi="MS Gothic" w:cs="MS Gothic" w:hint="eastAsia"/>
-        </w:rPr>
-        <w:t>├</w:t>
-      </w:r>
-      <w:r>
-        <w:t xml:space="preserve"> </w:t>
-      </w:r>
-      <w:proofErr w:type="spellStart"/>
-      <w:r>
-        <w:t>ButtonDown</w:t>
-      </w:r>
-      <w:proofErr w:type="spellEnd"/>
-      <w:r>
-        <w:br/>
-        <w:t xml:space="preserve"> </w:t>
-      </w:r>
-      <w:r>
-        <w:rPr>
-          <w:rFonts w:ascii="Aptos" w:hAnsi="Aptos" w:cs="Aptos"/>
-        </w:rPr>
-        <w:t>└</w:t>
-      </w:r>
-      <w:r>
-        <w:t xml:space="preserve"> Thumb</w:t>
-      </w:r>
-    </w:p>
-    <w:p>
-      <w:pPr>
-        <w:pStyle w:val="Heading3"/>
-      </w:pPr>
-      <w:r>
-        <w:t xml:space="preserve">3. </w:t>
-      </w:r>
-      <w:r>
-        <w:t>Engine pattern</w:t>
-      </w:r>
-    </w:p>
-    <w:p>
-      <w:r>
-        <w:t xml:space="preserve">framework </w:t>
-      </w:r>
-      <w:proofErr w:type="spellStart"/>
-      <w:r>
-        <w:t>làm</w:t>
-      </w:r>
-      <w:proofErr w:type="spellEnd"/>
-      <w:r>
-        <w:t>:</w:t>
-      </w:r>
-    </w:p>
-    <w:p>
-      <w:r>
-        <w:t>event</w:t>
-      </w:r>
-      <w:r>
-        <w:br/>
-        <w:t>memory</w:t>
-      </w:r>
-      <w:r>
-        <w:br/>
-        <w:t>object system</w:t>
-      </w:r>
-    </w:p>
-    <w:p>
-      <w:r>
-        <w:t xml:space="preserve">application chỉ </w:t>
-      </w:r>
-      <w:proofErr w:type="spellStart"/>
-      <w:r>
-        <w:t>dùng</w:t>
-      </w:r>
-      <w:proofErr w:type="spellEnd"/>
-      <w:r>
-        <w:t>.</w:t>
-      </w:r>
-    </w:p>
-    <w:p>
-      <w:pPr>
-        <w:pStyle w:val="Heading2"/>
-      </w:pPr>
-      <w:r>
-        <w:t xml:space="preserve">9. </w:t>
-      </w:r>
-      <w:r>
-        <w:t xml:space="preserve">Điều </w:t>
-      </w:r>
-      <w:proofErr w:type="spellStart"/>
-      <w:r>
-        <w:t>thú</w:t>
-      </w:r>
-      <w:proofErr w:type="spellEnd"/>
-      <w:r>
-        <w:t xml:space="preserve"> </w:t>
-      </w:r>
-      <w:proofErr w:type="spellStart"/>
-      <w:r>
-        <w:t>vị</w:t>
-      </w:r>
-      <w:proofErr w:type="spellEnd"/>
-      <w:r>
-        <w:t xml:space="preserve"> </w:t>
-      </w:r>
-      <w:proofErr w:type="spellStart"/>
-      <w:r>
-        <w:t>bạn</w:t>
-      </w:r>
-      <w:proofErr w:type="spellEnd"/>
-      <w:r>
-        <w:t xml:space="preserve"> </w:t>
-      </w:r>
-      <w:proofErr w:type="spellStart"/>
-      <w:r>
-        <w:t>đã</w:t>
-      </w:r>
-      <w:proofErr w:type="spellEnd"/>
-      <w:r>
-        <w:t xml:space="preserve"> </w:t>
-      </w:r>
-      <w:proofErr w:type="spellStart"/>
-      <w:r>
-        <w:t>nhận</w:t>
-      </w:r>
-      <w:proofErr w:type="spellEnd"/>
-      <w:r>
-        <w:t xml:space="preserve"> </w:t>
-      </w:r>
-      <w:proofErr w:type="spellStart"/>
-      <w:r>
-        <w:t>ra</w:t>
-      </w:r>
-      <w:proofErr w:type="spellEnd"/>
-    </w:p>
-    <w:p>
-      <w:proofErr w:type="spellStart"/>
-      <w:r>
-        <w:t>Bạn</w:t>
-      </w:r>
-      <w:proofErr w:type="spellEnd"/>
-      <w:r>
-        <w:t xml:space="preserve"> </w:t>
-      </w:r>
-      <w:proofErr w:type="spellStart"/>
-      <w:r>
-        <w:t>nói</w:t>
-      </w:r>
-      <w:proofErr w:type="spellEnd"/>
-      <w:r>
-        <w:t>:</w:t>
-      </w:r>
-      <w:r>
-        <w:t xml:space="preserve"> </w:t>
-      </w:r>
-      <w:proofErr w:type="spellStart"/>
-      <w:r>
-        <w:t>mọi</w:t>
-      </w:r>
-      <w:proofErr w:type="spellEnd"/>
-      <w:r>
-        <w:t xml:space="preserve"> class </w:t>
-      </w:r>
-      <w:proofErr w:type="spellStart"/>
-      <w:r>
-        <w:t>đều</w:t>
-      </w:r>
-      <w:proofErr w:type="spellEnd"/>
-      <w:r>
-        <w:t xml:space="preserve"> build </w:t>
-      </w:r>
-      <w:proofErr w:type="spellStart"/>
-      <w:r>
-        <w:t>từ</w:t>
-      </w:r>
-      <w:proofErr w:type="spellEnd"/>
-      <w:r>
-        <w:t xml:space="preserve"> element con</w:t>
-      </w:r>
-    </w:p>
-    <w:p>
-      <w:proofErr w:type="spellStart"/>
-      <w:r>
-        <w:t>Đúng</w:t>
-      </w:r>
-      <w:proofErr w:type="spellEnd"/>
-      <w:r>
-        <w:t xml:space="preserve"> 100%.</w:t>
-      </w:r>
-    </w:p>
-    <w:p>
-      <w:proofErr w:type="spellStart"/>
-      <w:r>
-        <w:t>Đây</w:t>
-      </w:r>
-      <w:proofErr w:type="spellEnd"/>
-      <w:r>
-        <w:t xml:space="preserve"> </w:t>
-      </w:r>
-      <w:proofErr w:type="spellStart"/>
-      <w:r>
-        <w:t>gọi</w:t>
-      </w:r>
-      <w:proofErr w:type="spellEnd"/>
-      <w:r>
-        <w:t xml:space="preserve"> là:</w:t>
-      </w:r>
-      <w:r>
-        <w:t xml:space="preserve"> </w:t>
-      </w:r>
-      <w:r>
-        <w:t>Component Architecture</w:t>
-      </w:r>
-      <w:r>
-        <w:t xml:space="preserve"> </w:t>
-      </w:r>
-      <w:proofErr w:type="spellStart"/>
-      <w:r>
-        <w:t>giống</w:t>
-      </w:r>
-      <w:proofErr w:type="spellEnd"/>
-      <w:r>
-        <w:t>:</w:t>
-      </w:r>
-    </w:p>
-    <w:p>
-      <w:r>
-        <w:t>Unity UI</w:t>
-      </w:r>
-      <w:r>
-        <w:br/>
-        <w:t>Qt</w:t>
-      </w:r>
-      <w:r>
-        <w:br/>
-        <w:t>Unreal Slate</w:t>
-      </w:r>
-    </w:p>
-    <w:p>
-      <w:pPr>
-        <w:pStyle w:val="Heading2"/>
-      </w:pPr>
-      <w:r>
-        <w:rPr>
-          <w:rFonts w:ascii="Segoe UI Emoji" w:hAnsi="Segoe UI Emoji"/>
-        </w:rPr>
-        <w:t xml:space="preserve">10. </w:t>
-      </w:r>
-      <w:r>
-        <w:t xml:space="preserve">Insight </w:t>
-      </w:r>
-      <w:proofErr w:type="spellStart"/>
-      <w:r>
-        <w:t>quan</w:t>
-      </w:r>
-      <w:proofErr w:type="spellEnd"/>
-      <w:r>
-        <w:t xml:space="preserve"> </w:t>
-      </w:r>
-      <w:proofErr w:type="spellStart"/>
-      <w:r>
-        <w:t>trọng</w:t>
-      </w:r>
-      <w:proofErr w:type="spellEnd"/>
-      <w:r>
-        <w:t xml:space="preserve"> </w:t>
-      </w:r>
-      <w:proofErr w:type="spellStart"/>
-      <w:r>
-        <w:t>nhất</w:t>
-      </w:r>
-      <w:proofErr w:type="spellEnd"/>
-    </w:p>
-    <w:p>
-      <w:pPr>
-        <w:rPr>
-          <w:lang w:val="fr-FR"/>
-        </w:rPr>
-      </w:pPr>
-      <w:proofErr w:type="spellStart"/>
-      <w:r>
-        <w:t>DoEasy</w:t>
-      </w:r>
-      <w:proofErr w:type="spellEnd"/>
-      <w:r>
-        <w:t xml:space="preserve"> </w:t>
-      </w:r>
-      <w:proofErr w:type="spellStart"/>
-      <w:r>
-        <w:rPr>
-          <w:b/>
-          <w:bCs/>
-        </w:rPr>
-        <w:t>không</w:t>
-      </w:r>
-      <w:proofErr w:type="spellEnd"/>
-      <w:r>
-        <w:rPr>
-          <w:b/>
-          <w:bCs/>
-        </w:rPr>
-        <w:t xml:space="preserve"> </w:t>
-      </w:r>
-      <w:proofErr w:type="spellStart"/>
-      <w:r>
-        <w:rPr>
-          <w:b/>
-          <w:bCs/>
-        </w:rPr>
-        <w:t>phải</w:t>
-      </w:r>
-      <w:proofErr w:type="spellEnd"/>
-      <w:r>
-        <w:rPr>
-          <w:b/>
-          <w:bCs/>
-        </w:rPr>
-        <w:t xml:space="preserve"> MVC framework</w:t>
-      </w:r>
-      <w:r>
-        <w:rPr>
-          <w:b/>
-          <w:bCs/>
-        </w:rPr>
-        <w:t xml:space="preserve"> </w:t>
-      </w:r>
-      <w:proofErr w:type="spellStart"/>
-      <w:r>
-        <w:rPr>
-          <w:lang w:val="fr-FR"/>
-        </w:rPr>
-        <w:t>mà</w:t>
-      </w:r>
-      <w:proofErr w:type="spellEnd"/>
-      <w:r>
-        <w:rPr>
-          <w:lang w:val="fr-FR"/>
-        </w:rPr>
-        <w:t xml:space="preserve"> là:</w:t>
-      </w:r>
-      <w:r>
-        <w:rPr>
-          <w:lang w:val="fr-FR"/>
-        </w:rPr>
-        <w:t xml:space="preserve"> </w:t>
-      </w:r>
-      <w:r>
-        <w:rPr>
-          <w:lang w:val="fr-FR"/>
-        </w:rPr>
-        <w:t>GUI ENGINE</w:t>
-      </w:r>
-      <w:r>
-        <w:rPr>
-          <w:lang w:val="fr-FR"/>
-        </w:rPr>
-        <w:t xml:space="preserve"> </w:t>
-      </w:r>
-      <w:r>
-        <w:rPr>
-          <w:lang w:val="fr-FR"/>
-        </w:rPr>
-        <w:t>+</w:t>
-      </w:r>
-      <w:r>
-        <w:rPr>
-          <w:lang w:val="fr-FR"/>
-        </w:rPr>
-        <w:t xml:space="preserve"> </w:t>
-      </w:r>
-      <w:r>
-        <w:rPr>
-          <w:lang w:val="fr-FR"/>
-        </w:rPr>
-        <w:t>SERVICE LAYER</w:t>
-      </w:r>
-    </w:p>
-    <w:p>
-      <w:pPr>
-        <w:rPr>
-          <w:lang w:val="fr-FR"/>
-        </w:rPr>
-      </w:pPr>
-      <w:r>
-        <w:rPr>
-          <w:lang w:val="fr-FR"/>
-        </w:rPr>
-        <w:t xml:space="preserve">MVC chỉ là </w:t>
-      </w:r>
-      <w:r>
-        <w:rPr>
-          <w:b/>
-          <w:bCs/>
-          <w:lang w:val="fr-FR"/>
-        </w:rPr>
-        <w:t xml:space="preserve">pattern </w:t>
-      </w:r>
-      <w:proofErr w:type="spellStart"/>
-      <w:r>
-        <w:rPr>
-          <w:b/>
-          <w:bCs/>
-          <w:lang w:val="fr-FR"/>
-        </w:rPr>
-        <w:t>được</w:t>
-      </w:r>
-      <w:proofErr w:type="spellEnd"/>
-      <w:r>
-        <w:rPr>
-          <w:b/>
-          <w:bCs/>
-          <w:lang w:val="fr-FR"/>
-        </w:rPr>
-        <w:t xml:space="preserve"> </w:t>
-      </w:r>
-      <w:proofErr w:type="spellStart"/>
-      <w:r>
-        <w:rPr>
-          <w:b/>
-          <w:bCs/>
-          <w:lang w:val="fr-FR"/>
-        </w:rPr>
-        <w:t>dùng</w:t>
-      </w:r>
-      <w:proofErr w:type="spellEnd"/>
-      <w:r>
-        <w:rPr>
-          <w:b/>
-          <w:bCs/>
-          <w:lang w:val="fr-FR"/>
-        </w:rPr>
-        <w:t xml:space="preserve"> </w:t>
-      </w:r>
-      <w:proofErr w:type="spellStart"/>
-      <w:r>
-        <w:rPr>
-          <w:b/>
-          <w:bCs/>
-          <w:lang w:val="fr-FR"/>
-        </w:rPr>
-        <w:t>bên</w:t>
-      </w:r>
-      <w:proofErr w:type="spellEnd"/>
-      <w:r>
-        <w:rPr>
-          <w:b/>
-          <w:bCs/>
-          <w:lang w:val="fr-FR"/>
-        </w:rPr>
-        <w:t xml:space="preserve"> </w:t>
-      </w:r>
-      <w:proofErr w:type="spellStart"/>
-      <w:r>
-        <w:rPr>
-          <w:b/>
-          <w:bCs/>
-          <w:lang w:val="fr-FR"/>
-        </w:rPr>
-        <w:t>trên</w:t>
-      </w:r>
-      <w:proofErr w:type="spellEnd"/>
-      <w:r>
-        <w:rPr>
-          <w:lang w:val="fr-FR"/>
-        </w:rPr>
-        <w:t>.</w:t>
-      </w:r>
-    </w:p>
-    <w:p>
-      <w:pPr>
-        <w:rPr>
-          <w:lang w:val="fr-FR"/>
-        </w:rPr>
-      </w:pPr>
+      <w:r>
+        <w:t>label pointer</w:t>
+      </w:r>
     </w:p>
     <w:p>
       <w:pPr>
